--- a/4 year/TISPIS/docs/tispis_2.docx
+++ b/4 year/TISPIS/docs/tispis_2.docx
@@ -522,46 +522,6 @@
     </w:p>
     <w:p>
       <w:pPr>
-        <w:spacing w:line="0" w:lineRule="atLeast"/>
-        <w:contextualSpacing/>
-        <w:jc w:val="both"/>
-        <w:rPr>
-          <w:rFonts w:ascii="Times New Roman" w:hAnsi="Times New Roman" w:cs="Times New Roman"/>
-          <w:sz w:val="28"/>
-          <w:szCs w:val="28"/>
-        </w:rPr>
-      </w:pPr>
-      <w:r>
-        <w:rPr>
-          <w:rStyle w:val="aff0"/>
-          <w:rFonts w:ascii="Times New Roman" w:hAnsi="Times New Roman" w:cs="Times New Roman"/>
-          <w:sz w:val="28"/>
-          <w:szCs w:val="28"/>
-        </w:rPr>
-        <w:t>Вариант:</w:t>
-      </w:r>
-      <w:r>
-        <w:rPr>
-          <w:rFonts w:ascii="Times New Roman" w:hAnsi="Times New Roman" w:cs="Times New Roman"/>
-          <w:sz w:val="28"/>
-          <w:szCs w:val="28"/>
-        </w:rPr>
-        <w:t xml:space="preserve"> 1.3 – Система тестирования знаний с адаптивными вопросами</w:t>
-      </w:r>
-    </w:p>
-    <w:p>
-      <w:pPr>
-        <w:spacing w:line="0" w:lineRule="atLeast"/>
-        <w:contextualSpacing/>
-        <w:rPr>
-          <w:rFonts w:ascii="Times New Roman" w:hAnsi="Times New Roman" w:cs="Times New Roman"/>
-          <w:sz w:val="28"/>
-          <w:szCs w:val="28"/>
-        </w:rPr>
-      </w:pPr>
-    </w:p>
-    <w:p>
-      <w:pPr>
         <w:pStyle w:val="3"/>
         <w:rPr>
           <w:rFonts w:ascii="Times New Roman" w:hAnsi="Times New Roman" w:cs="Times New Roman"/>
@@ -582,8 +542,9 @@
     <w:p>
       <w:pPr>
         <w:pStyle w:val="afe"/>
-        <w:jc w:val="both"/>
         <w:rPr>
+          <w:b/>
+          <w:bCs/>
           <w:sz w:val="28"/>
           <w:szCs w:val="28"/>
         </w:rPr>
@@ -593,25 +554,16 @@
           <w:sz w:val="28"/>
           <w:szCs w:val="28"/>
         </w:rPr>
-        <w:t xml:space="preserve">Система тестирования знаний предназначена для оценки уровня знаний пользователей с использованием </w:t>
+        <w:t>Интеллектуальная система расчета рейтинга ELO предназначена для оценки уровня мастерства игроков в шахматы на основе их результатов партии. Система автоматически пересчитывает рейтинг игрока после игры с учетом силы соперников и результатов партий. Такая система может использоваться в онлайн-платформах, шахматных клубах и турнирных системах.</w:t>
       </w:r>
       <w:r>
         <w:rPr>
-          <w:rStyle w:val="aff0"/>
-          <w:rFonts w:eastAsia="Arial"/>
-          <w:b w:val="0"/>
-          <w:bCs w:val="0"/>
+          <w:b/>
+          <w:bCs/>
           <w:sz w:val="28"/>
           <w:szCs w:val="28"/>
         </w:rPr>
-        <w:t>адаптивного подхода</w:t>
-      </w:r>
-      <w:r>
-        <w:rPr>
-          <w:sz w:val="28"/>
-          <w:szCs w:val="28"/>
-        </w:rPr>
-        <w:t xml:space="preserve"> - подбор вопросов осуществляется на основе ответов, данных ранее. Такая система может применяться в учебных заведениях, на курсах повышения квалификации, при сертификации специалистов.</w:t>
+        <w:t xml:space="preserve"> </w:t>
       </w:r>
     </w:p>
     <w:p>
@@ -656,8 +608,8 @@
         <w:tblLook w:val="04A0" w:firstRow="1" w:lastRow="0" w:firstColumn="1" w:lastColumn="0" w:noHBand="0" w:noVBand="1"/>
       </w:tblPr>
       <w:tblGrid>
-        <w:gridCol w:w="1555"/>
-        <w:gridCol w:w="8178"/>
+        <w:gridCol w:w="1600"/>
+        <w:gridCol w:w="8856"/>
       </w:tblGrid>
       <w:tr>
         <w:trPr>
@@ -759,7 +711,7 @@
                 <w:szCs w:val="24"/>
                 <w:lang w:val="ru-BY" w:eastAsia="ru-BY"/>
               </w:rPr>
-              <w:t>Пользователь</w:t>
+              <w:t>Игрок</w:t>
             </w:r>
           </w:p>
         </w:tc>
@@ -787,7 +739,7 @@
                 <w:szCs w:val="24"/>
                 <w:lang w:val="ru-BY" w:eastAsia="ru-BY"/>
               </w:rPr>
-              <w:t>Лицо, проходящее тестирование.</w:t>
+              <w:t>Пользователь, проходящий тестовую шахматную партию с ботом.</w:t>
             </w:r>
           </w:p>
         </w:tc>
@@ -820,7 +772,7 @@
                 <w:szCs w:val="24"/>
                 <w:lang w:val="ru-BY" w:eastAsia="ru-BY"/>
               </w:rPr>
-              <w:t>Вопрос</w:t>
+              <w:t>Бот</w:t>
             </w:r>
           </w:p>
         </w:tc>
@@ -848,7 +800,7 @@
                 <w:szCs w:val="24"/>
                 <w:lang w:val="ru-BY" w:eastAsia="ru-BY"/>
               </w:rPr>
-              <w:t>Элемент теста, имеющий текст, варианты ответов и уровень сложности.</w:t>
+              <w:t>Программный противник с фиксированным уровнем игры, против которого ведётся партия.</w:t>
             </w:r>
           </w:p>
         </w:tc>
@@ -881,7 +833,7 @@
                 <w:szCs w:val="24"/>
                 <w:lang w:val="ru-BY" w:eastAsia="ru-BY"/>
               </w:rPr>
-              <w:t>Ответ</w:t>
+              <w:t>Партия</w:t>
             </w:r>
           </w:p>
         </w:tc>
@@ -909,7 +861,7 @@
                 <w:szCs w:val="24"/>
                 <w:lang w:val="ru-BY" w:eastAsia="ru-BY"/>
               </w:rPr>
-              <w:t>Реакция пользователя на вопрос. Может быть правильным или неправильным.</w:t>
+              <w:t>Одна сыгранная игра между игроком и ботом, содержащая последовательность ходов.</w:t>
             </w:r>
           </w:p>
         </w:tc>
@@ -942,7 +894,7 @@
                 <w:szCs w:val="24"/>
                 <w:lang w:val="ru-BY" w:eastAsia="ru-BY"/>
               </w:rPr>
-              <w:t>Тест</w:t>
+              <w:t>Рейтинг ELO</w:t>
             </w:r>
           </w:p>
         </w:tc>
@@ -970,7 +922,7 @@
                 <w:szCs w:val="24"/>
                 <w:lang w:val="ru-BY" w:eastAsia="ru-BY"/>
               </w:rPr>
-              <w:t>Совокупность вопросов по одной или нескольким темам.</w:t>
+              <w:t>Числовая оценка уровня игрока, рассчитанная нейросетью после анализа партии.</w:t>
             </w:r>
           </w:p>
         </w:tc>
@@ -1003,7 +955,7 @@
                 <w:szCs w:val="24"/>
                 <w:lang w:val="ru-BY" w:eastAsia="ru-BY"/>
               </w:rPr>
-              <w:t>Тема</w:t>
+              <w:t>Ход</w:t>
             </w:r>
           </w:p>
         </w:tc>
@@ -1031,7 +983,7 @@
                 <w:szCs w:val="24"/>
                 <w:lang w:val="ru-BY" w:eastAsia="ru-BY"/>
               </w:rPr>
-              <w:t>Раздел знаний, к которому относится вопрос.</w:t>
+              <w:t>Одиночное действие игрока на шахматной доске.</w:t>
             </w:r>
           </w:p>
         </w:tc>
@@ -1064,7 +1016,7 @@
                 <w:szCs w:val="24"/>
                 <w:lang w:val="ru-BY" w:eastAsia="ru-BY"/>
               </w:rPr>
-              <w:t>Сложность</w:t>
+              <w:t>Ошибка</w:t>
             </w:r>
           </w:p>
         </w:tc>
@@ -1092,7 +1044,7 @@
                 <w:szCs w:val="24"/>
                 <w:lang w:val="ru-BY" w:eastAsia="ru-BY"/>
               </w:rPr>
-              <w:t>Уровень трудности вопроса (низкая, средняя, высокая).</w:t>
+              <w:t>Некорректное или слабое решение, снижающее качество игры по оценке движка.</w:t>
             </w:r>
           </w:p>
         </w:tc>
@@ -1125,7 +1077,7 @@
                 <w:szCs w:val="24"/>
                 <w:lang w:val="ru-BY" w:eastAsia="ru-BY"/>
               </w:rPr>
-              <w:t>Адаптация</w:t>
+              <w:t>Нейронная сеть</w:t>
             </w:r>
           </w:p>
         </w:tc>
@@ -1153,7 +1105,7 @@
                 <w:szCs w:val="24"/>
                 <w:lang w:val="ru-BY" w:eastAsia="ru-BY"/>
               </w:rPr>
-              <w:t>Изменение сложности вопросов в зависимости от ответов пользователя.</w:t>
+              <w:t>Модель машинного обучения, обученная предсказывать рейтинг ELO на основе данных о ходе партии.</w:t>
             </w:r>
           </w:p>
         </w:tc>
@@ -1214,68 +1166,7 @@
                 <w:szCs w:val="24"/>
                 <w:lang w:val="ru-BY" w:eastAsia="ru-BY"/>
               </w:rPr>
-              <w:t>Итоговая оценка знаний пользователя.</w:t>
-            </w:r>
-          </w:p>
-        </w:tc>
-      </w:tr>
-      <w:tr>
-        <w:trPr>
-          <w:tblCellSpacing w:w="15" w:type="dxa"/>
-        </w:trPr>
-        <w:tc>
-          <w:tcPr>
-            <w:tcW w:w="0" w:type="auto"/>
-            <w:vAlign w:val="center"/>
-            <w:hideMark/>
-          </w:tcPr>
-          <w:p>
-            <w:pPr>
-              <w:suppressAutoHyphens w:val="0"/>
-              <w:spacing w:after="0" w:line="240" w:lineRule="auto"/>
-              <w:rPr>
-                <w:rFonts w:ascii="Times New Roman" w:eastAsia="Times New Roman" w:hAnsi="Times New Roman" w:cs="Times New Roman"/>
-                <w:sz w:val="24"/>
-                <w:szCs w:val="24"/>
-                <w:lang w:val="ru-BY" w:eastAsia="ru-BY"/>
-              </w:rPr>
-            </w:pPr>
-            <w:r>
-              <w:rPr>
-                <w:rFonts w:ascii="Times New Roman" w:eastAsia="Times New Roman" w:hAnsi="Times New Roman" w:cs="Times New Roman"/>
-                <w:sz w:val="24"/>
-                <w:szCs w:val="24"/>
-                <w:lang w:val="ru-BY" w:eastAsia="ru-BY"/>
-              </w:rPr>
-              <w:t>Рекомендация</w:t>
-            </w:r>
-          </w:p>
-        </w:tc>
-        <w:tc>
-          <w:tcPr>
-            <w:tcW w:w="0" w:type="auto"/>
-            <w:vAlign w:val="center"/>
-            <w:hideMark/>
-          </w:tcPr>
-          <w:p>
-            <w:pPr>
-              <w:suppressAutoHyphens w:val="0"/>
-              <w:spacing w:after="0" w:line="240" w:lineRule="auto"/>
-              <w:rPr>
-                <w:rFonts w:ascii="Times New Roman" w:eastAsia="Times New Roman" w:hAnsi="Times New Roman" w:cs="Times New Roman"/>
-                <w:sz w:val="24"/>
-                <w:szCs w:val="24"/>
-                <w:lang w:val="ru-BY" w:eastAsia="ru-BY"/>
-              </w:rPr>
-            </w:pPr>
-            <w:r>
-              <w:rPr>
-                <w:rFonts w:ascii="Times New Roman" w:eastAsia="Times New Roman" w:hAnsi="Times New Roman" w:cs="Times New Roman"/>
-                <w:sz w:val="24"/>
-                <w:szCs w:val="24"/>
-                <w:lang w:val="ru-BY" w:eastAsia="ru-BY"/>
-              </w:rPr>
-              <w:t>Советы по улучшению знаний на основе результата.</w:t>
+              <w:t>Итог партии (победа, ничья, поражение) и дополнительные показатели, влияющие на оценку уровня.</w:t>
             </w:r>
           </w:p>
         </w:tc>
@@ -1351,8 +1242,8 @@
         <w:tblLook w:val="04A0" w:firstRow="1" w:lastRow="0" w:firstColumn="1" w:lastColumn="0" w:noHBand="0" w:noVBand="1"/>
       </w:tblPr>
       <w:tblGrid>
-        <w:gridCol w:w="1555"/>
-        <w:gridCol w:w="7123"/>
+        <w:gridCol w:w="1705"/>
+        <w:gridCol w:w="8659"/>
       </w:tblGrid>
       <w:tr>
         <w:trPr>
@@ -1454,7 +1345,7 @@
                 <w:szCs w:val="24"/>
                 <w:lang w:val="ru-BY" w:eastAsia="ru-BY"/>
               </w:rPr>
-              <w:t>Пользователь</w:t>
+              <w:t>Игрок</w:t>
             </w:r>
           </w:p>
         </w:tc>
@@ -1482,7 +1373,7 @@
                 <w:szCs w:val="24"/>
                 <w:lang w:val="ru-BY" w:eastAsia="ru-BY"/>
               </w:rPr>
-              <w:t>ID, имя</w:t>
+              <w:t>ID, имя, предполагаемый рейтинг, стиль игры</w:t>
             </w:r>
           </w:p>
         </w:tc>
@@ -1515,7 +1406,7 @@
                 <w:szCs w:val="24"/>
                 <w:lang w:val="ru-BY" w:eastAsia="ru-BY"/>
               </w:rPr>
-              <w:t>Вопрос</w:t>
+              <w:t>Бот</w:t>
             </w:r>
           </w:p>
         </w:tc>
@@ -1543,7 +1434,7 @@
                 <w:szCs w:val="24"/>
                 <w:lang w:val="ru-BY" w:eastAsia="ru-BY"/>
               </w:rPr>
-              <w:t>ID, текст, тема, уровень сложности, правильный ответ</w:t>
+              <w:t>Уровень сложности, тип стратегии, идентификатор модели</w:t>
             </w:r>
           </w:p>
         </w:tc>
@@ -1576,7 +1467,7 @@
                 <w:szCs w:val="24"/>
                 <w:lang w:val="ru-BY" w:eastAsia="ru-BY"/>
               </w:rPr>
-              <w:t>Ответ</w:t>
+              <w:t>Партия</w:t>
             </w:r>
           </w:p>
         </w:tc>
@@ -1604,7 +1495,7 @@
                 <w:szCs w:val="24"/>
                 <w:lang w:val="ru-BY" w:eastAsia="ru-BY"/>
               </w:rPr>
-              <w:t>ID, выбранный вариант, результат (верно/неверно), время ответа</w:t>
+              <w:t>ID, последовательность ходов, результат</w:t>
             </w:r>
           </w:p>
         </w:tc>
@@ -1637,7 +1528,7 @@
                 <w:szCs w:val="24"/>
                 <w:lang w:val="ru-BY" w:eastAsia="ru-BY"/>
               </w:rPr>
-              <w:t>Тест</w:t>
+              <w:t>Ход</w:t>
             </w:r>
           </w:p>
         </w:tc>
@@ -1665,7 +1556,7 @@
                 <w:szCs w:val="24"/>
                 <w:lang w:val="ru-BY" w:eastAsia="ru-BY"/>
               </w:rPr>
-              <w:t>ID, название, список вопросов, дата прохождения</w:t>
+              <w:t>Номер, фигура, начальная и конечная позиция, оценка движка</w:t>
             </w:r>
           </w:p>
         </w:tc>
@@ -1698,7 +1589,7 @@
                 <w:szCs w:val="24"/>
                 <w:lang w:val="ru-BY" w:eastAsia="ru-BY"/>
               </w:rPr>
-              <w:t>Тема</w:t>
+              <w:t>Ошибка</w:t>
             </w:r>
           </w:p>
         </w:tc>
@@ -1726,7 +1617,129 @@
                 <w:szCs w:val="24"/>
                 <w:lang w:val="ru-BY" w:eastAsia="ru-BY"/>
               </w:rPr>
-              <w:t>Название, описание, уровень важности</w:t>
+              <w:t>Тип (тактическая, стратегическая, позиционная), оценка потери по ELO</w:t>
+            </w:r>
+          </w:p>
+        </w:tc>
+      </w:tr>
+      <w:tr>
+        <w:trPr>
+          <w:tblCellSpacing w:w="15" w:type="dxa"/>
+        </w:trPr>
+        <w:tc>
+          <w:tcPr>
+            <w:tcW w:w="0" w:type="auto"/>
+            <w:vAlign w:val="center"/>
+            <w:hideMark/>
+          </w:tcPr>
+          <w:p>
+            <w:pPr>
+              <w:suppressAutoHyphens w:val="0"/>
+              <w:spacing w:after="0" w:line="240" w:lineRule="auto"/>
+              <w:rPr>
+                <w:rFonts w:ascii="Times New Roman" w:eastAsia="Times New Roman" w:hAnsi="Times New Roman" w:cs="Times New Roman"/>
+                <w:sz w:val="24"/>
+                <w:szCs w:val="24"/>
+                <w:lang w:val="ru-BY" w:eastAsia="ru-BY"/>
+              </w:rPr>
+            </w:pPr>
+            <w:r>
+              <w:rPr>
+                <w:rFonts w:ascii="Times New Roman" w:eastAsia="Times New Roman" w:hAnsi="Times New Roman" w:cs="Times New Roman"/>
+                <w:sz w:val="24"/>
+                <w:szCs w:val="24"/>
+                <w:lang w:val="ru-BY" w:eastAsia="ru-BY"/>
+              </w:rPr>
+              <w:t>Нейронная сеть</w:t>
+            </w:r>
+          </w:p>
+        </w:tc>
+        <w:tc>
+          <w:tcPr>
+            <w:tcW w:w="0" w:type="auto"/>
+            <w:vAlign w:val="center"/>
+            <w:hideMark/>
+          </w:tcPr>
+          <w:p>
+            <w:pPr>
+              <w:suppressAutoHyphens w:val="0"/>
+              <w:spacing w:after="0" w:line="240" w:lineRule="auto"/>
+              <w:rPr>
+                <w:rFonts w:ascii="Times New Roman" w:eastAsia="Times New Roman" w:hAnsi="Times New Roman" w:cs="Times New Roman"/>
+                <w:sz w:val="24"/>
+                <w:szCs w:val="24"/>
+                <w:lang w:val="ru-BY" w:eastAsia="ru-BY"/>
+              </w:rPr>
+            </w:pPr>
+            <w:r>
+              <w:rPr>
+                <w:rFonts w:ascii="Times New Roman" w:eastAsia="Times New Roman" w:hAnsi="Times New Roman" w:cs="Times New Roman"/>
+                <w:sz w:val="24"/>
+                <w:szCs w:val="24"/>
+                <w:lang w:val="ru-BY" w:eastAsia="ru-BY"/>
+              </w:rPr>
+              <w:t>Архитектура модели, обучающая выборка, точность предсказаний</w:t>
+            </w:r>
+          </w:p>
+        </w:tc>
+      </w:tr>
+      <w:tr>
+        <w:trPr>
+          <w:tblCellSpacing w:w="15" w:type="dxa"/>
+        </w:trPr>
+        <w:tc>
+          <w:tcPr>
+            <w:tcW w:w="0" w:type="auto"/>
+            <w:vAlign w:val="center"/>
+            <w:hideMark/>
+          </w:tcPr>
+          <w:p>
+            <w:pPr>
+              <w:suppressAutoHyphens w:val="0"/>
+              <w:spacing w:after="0" w:line="240" w:lineRule="auto"/>
+              <w:rPr>
+                <w:rFonts w:ascii="Times New Roman" w:eastAsia="Times New Roman" w:hAnsi="Times New Roman" w:cs="Times New Roman"/>
+                <w:sz w:val="24"/>
+                <w:szCs w:val="24"/>
+                <w:lang w:val="ru-BY" w:eastAsia="ru-BY"/>
+              </w:rPr>
+            </w:pPr>
+            <w:r>
+              <w:rPr>
+                <w:rFonts w:ascii="Times New Roman" w:eastAsia="Times New Roman" w:hAnsi="Times New Roman" w:cs="Times New Roman"/>
+                <w:sz w:val="24"/>
+                <w:szCs w:val="24"/>
+                <w:lang w:val="ru-BY" w:eastAsia="ru-BY"/>
+              </w:rPr>
+              <w:t>Рейтинг ELO</w:t>
+            </w:r>
+          </w:p>
+        </w:tc>
+        <w:tc>
+          <w:tcPr>
+            <w:tcW w:w="0" w:type="auto"/>
+            <w:vAlign w:val="center"/>
+            <w:hideMark/>
+          </w:tcPr>
+          <w:p>
+            <w:pPr>
+              <w:suppressAutoHyphens w:val="0"/>
+              <w:spacing w:after="0" w:line="240" w:lineRule="auto"/>
+              <w:rPr>
+                <w:rFonts w:ascii="Times New Roman" w:eastAsia="Times New Roman" w:hAnsi="Times New Roman" w:cs="Times New Roman"/>
+                <w:sz w:val="24"/>
+                <w:szCs w:val="24"/>
+                <w:lang w:val="ru-BY" w:eastAsia="ru-BY"/>
+              </w:rPr>
+            </w:pPr>
+            <w:r>
+              <w:rPr>
+                <w:rFonts w:ascii="Times New Roman" w:eastAsia="Times New Roman" w:hAnsi="Times New Roman" w:cs="Times New Roman"/>
+                <w:sz w:val="24"/>
+                <w:szCs w:val="24"/>
+                <w:lang w:val="ru-BY" w:eastAsia="ru-BY"/>
+              </w:rPr>
+              <w:t>Прогнозное значение, доверительный интервал, дата расчёта</w:t>
             </w:r>
           </w:p>
         </w:tc>
@@ -1787,68 +1800,7 @@
                 <w:szCs w:val="24"/>
                 <w:lang w:val="ru-BY" w:eastAsia="ru-BY"/>
               </w:rPr>
-              <w:t>Количество правильных ответов, средняя сложность, итоговый балл</w:t>
-            </w:r>
-          </w:p>
-        </w:tc>
-      </w:tr>
-      <w:tr>
-        <w:trPr>
-          <w:tblCellSpacing w:w="15" w:type="dxa"/>
-        </w:trPr>
-        <w:tc>
-          <w:tcPr>
-            <w:tcW w:w="0" w:type="auto"/>
-            <w:vAlign w:val="center"/>
-            <w:hideMark/>
-          </w:tcPr>
-          <w:p>
-            <w:pPr>
-              <w:suppressAutoHyphens w:val="0"/>
-              <w:spacing w:after="0" w:line="240" w:lineRule="auto"/>
-              <w:rPr>
-                <w:rFonts w:ascii="Times New Roman" w:eastAsia="Times New Roman" w:hAnsi="Times New Roman" w:cs="Times New Roman"/>
-                <w:sz w:val="24"/>
-                <w:szCs w:val="24"/>
-                <w:lang w:val="ru-BY" w:eastAsia="ru-BY"/>
-              </w:rPr>
-            </w:pPr>
-            <w:r>
-              <w:rPr>
-                <w:rFonts w:ascii="Times New Roman" w:eastAsia="Times New Roman" w:hAnsi="Times New Roman" w:cs="Times New Roman"/>
-                <w:sz w:val="24"/>
-                <w:szCs w:val="24"/>
-                <w:lang w:val="ru-BY" w:eastAsia="ru-BY"/>
-              </w:rPr>
-              <w:t>Рекомендация</w:t>
-            </w:r>
-          </w:p>
-        </w:tc>
-        <w:tc>
-          <w:tcPr>
-            <w:tcW w:w="0" w:type="auto"/>
-            <w:vAlign w:val="center"/>
-            <w:hideMark/>
-          </w:tcPr>
-          <w:p>
-            <w:pPr>
-              <w:suppressAutoHyphens w:val="0"/>
-              <w:spacing w:after="0" w:line="240" w:lineRule="auto"/>
-              <w:rPr>
-                <w:rFonts w:ascii="Times New Roman" w:eastAsia="Times New Roman" w:hAnsi="Times New Roman" w:cs="Times New Roman"/>
-                <w:sz w:val="24"/>
-                <w:szCs w:val="24"/>
-                <w:lang w:val="ru-BY" w:eastAsia="ru-BY"/>
-              </w:rPr>
-            </w:pPr>
-            <w:r>
-              <w:rPr>
-                <w:rFonts w:ascii="Times New Roman" w:eastAsia="Times New Roman" w:hAnsi="Times New Roman" w:cs="Times New Roman"/>
-                <w:sz w:val="24"/>
-                <w:szCs w:val="24"/>
-                <w:lang w:val="ru-BY" w:eastAsia="ru-BY"/>
-              </w:rPr>
-              <w:t>Тема, комментарий</w:t>
+              <w:t>Победа/ничья/поражение, количество сделанных ходов, качество игры в процентах</w:t>
             </w:r>
           </w:p>
         </w:tc>
@@ -1864,6 +1816,7 @@
           <w:bCs/>
           <w:sz w:val="28"/>
           <w:szCs w:val="28"/>
+          <w:lang w:val="ru-BY"/>
         </w:rPr>
       </w:pPr>
     </w:p>
@@ -1877,32 +1830,7 @@
           <w:bCs/>
           <w:sz w:val="28"/>
           <w:szCs w:val="28"/>
-        </w:rPr>
-      </w:pPr>
-    </w:p>
-    <w:p>
-      <w:pPr>
-        <w:spacing w:line="0" w:lineRule="atLeast"/>
-        <w:contextualSpacing/>
-        <w:rPr>
-          <w:rFonts w:ascii="Times New Roman" w:hAnsi="Times New Roman" w:cs="Times New Roman"/>
-          <w:b/>
-          <w:bCs/>
-          <w:sz w:val="28"/>
-          <w:szCs w:val="28"/>
-        </w:rPr>
-      </w:pPr>
-    </w:p>
-    <w:p>
-      <w:pPr>
-        <w:spacing w:line="0" w:lineRule="atLeast"/>
-        <w:contextualSpacing/>
-        <w:rPr>
-          <w:rFonts w:ascii="Times New Roman" w:hAnsi="Times New Roman" w:cs="Times New Roman"/>
-          <w:b/>
-          <w:bCs/>
-          <w:sz w:val="28"/>
-          <w:szCs w:val="28"/>
+          <w:lang w:val="ru-BY"/>
         </w:rPr>
       </w:pPr>
     </w:p>
@@ -1945,733 +1873,159 @@
     </w:p>
     <w:p>
       <w:pPr>
-        <w:spacing w:line="0" w:lineRule="atLeast"/>
-        <w:contextualSpacing/>
+        <w:pStyle w:val="afc"/>
+        <w:numPr>
+          <w:ilvl w:val="0"/>
+          <w:numId w:val="2"/>
+        </w:numPr>
+        <w:suppressAutoHyphens w:val="0"/>
+        <w:spacing w:before="100" w:beforeAutospacing="1" w:after="100" w:afterAutospacing="1" w:line="240" w:lineRule="auto"/>
         <w:rPr>
-          <w:rFonts w:ascii="Times New Roman" w:hAnsi="Times New Roman" w:cs="Times New Roman"/>
-          <w:sz w:val="28"/>
-          <w:szCs w:val="28"/>
+          <w:rFonts w:ascii="Times New Roman" w:eastAsia="Times New Roman" w:hAnsi="Times New Roman" w:cs="Times New Roman"/>
+          <w:sz w:val="24"/>
+          <w:szCs w:val="24"/>
+          <w:lang w:val="ru-BY" w:eastAsia="ru-BY"/>
         </w:rPr>
       </w:pPr>
+      <w:r>
+        <w:rPr>
+          <w:rFonts w:ascii="Times New Roman" w:eastAsia="Times New Roman" w:hAnsi="Times New Roman" w:cs="Times New Roman"/>
+          <w:sz w:val="24"/>
+          <w:szCs w:val="24"/>
+          <w:lang w:val="ru-BY" w:eastAsia="ru-BY"/>
+        </w:rPr>
+        <w:t>ЕСЛИ игрок допускает большое количество ошибок, ТО прогнозируемый рейтинг снижается.</w:t>
+      </w:r>
     </w:p>
-    <w:tbl>
-      <w:tblPr>
-        <w:tblW w:w="0" w:type="auto"/>
-        <w:tblCellSpacing w:w="15" w:type="dxa"/>
-        <w:tblBorders>
-          <w:top w:val="single" w:sz="4" w:space="0" w:color="auto"/>
-          <w:left w:val="single" w:sz="4" w:space="0" w:color="auto"/>
-          <w:bottom w:val="single" w:sz="4" w:space="0" w:color="auto"/>
-          <w:right w:val="single" w:sz="4" w:space="0" w:color="auto"/>
-          <w:insideH w:val="single" w:sz="4" w:space="0" w:color="auto"/>
-          <w:insideV w:val="single" w:sz="4" w:space="0" w:color="auto"/>
-        </w:tblBorders>
-        <w:tblCellMar>
-          <w:top w:w="15" w:type="dxa"/>
-          <w:left w:w="15" w:type="dxa"/>
-          <w:bottom w:w="15" w:type="dxa"/>
-          <w:right w:w="15" w:type="dxa"/>
-        </w:tblCellMar>
-        <w:tblLook w:val="04A0" w:firstRow="1" w:lastRow="0" w:firstColumn="1" w:lastColumn="0" w:noHBand="0" w:noVBand="1"/>
-      </w:tblPr>
-      <w:tblGrid>
-        <w:gridCol w:w="337"/>
-        <w:gridCol w:w="10119"/>
-      </w:tblGrid>
-      <w:tr>
-        <w:trPr>
-          <w:tblHeader/>
-          <w:tblCellSpacing w:w="15" w:type="dxa"/>
-        </w:trPr>
-        <w:tc>
-          <w:tcPr>
-            <w:tcW w:w="0" w:type="auto"/>
-            <w:vAlign w:val="center"/>
-            <w:hideMark/>
-          </w:tcPr>
-          <w:p>
-            <w:pPr>
-              <w:suppressAutoHyphens w:val="0"/>
-              <w:spacing w:after="0" w:line="240" w:lineRule="auto"/>
-              <w:jc w:val="center"/>
-              <w:rPr>
-                <w:rFonts w:ascii="Times New Roman" w:eastAsia="Times New Roman" w:hAnsi="Times New Roman" w:cs="Times New Roman"/>
-                <w:b/>
-                <w:bCs/>
-                <w:sz w:val="24"/>
-                <w:szCs w:val="24"/>
-                <w:lang w:val="ru-BY" w:eastAsia="ru-BY"/>
-              </w:rPr>
-            </w:pPr>
-            <w:r>
-              <w:rPr>
-                <w:rFonts w:ascii="Times New Roman" w:eastAsia="Times New Roman" w:hAnsi="Times New Roman" w:cs="Times New Roman"/>
-                <w:b/>
-                <w:bCs/>
-                <w:sz w:val="24"/>
-                <w:szCs w:val="24"/>
-                <w:lang w:val="ru-BY" w:eastAsia="ru-BY"/>
-              </w:rPr>
-              <w:t>№</w:t>
-            </w:r>
-          </w:p>
-        </w:tc>
-        <w:tc>
-          <w:tcPr>
-            <w:tcW w:w="0" w:type="auto"/>
-            <w:vAlign w:val="center"/>
-            <w:hideMark/>
-          </w:tcPr>
-          <w:p>
-            <w:pPr>
-              <w:suppressAutoHyphens w:val="0"/>
-              <w:spacing w:after="0" w:line="240" w:lineRule="auto"/>
-              <w:jc w:val="center"/>
-              <w:rPr>
-                <w:rFonts w:ascii="Times New Roman" w:eastAsia="Times New Roman" w:hAnsi="Times New Roman" w:cs="Times New Roman"/>
-                <w:b/>
-                <w:bCs/>
-                <w:sz w:val="24"/>
-                <w:szCs w:val="24"/>
-                <w:lang w:val="ru-BY" w:eastAsia="ru-BY"/>
-              </w:rPr>
-            </w:pPr>
-            <w:r>
-              <w:rPr>
-                <w:rFonts w:ascii="Times New Roman" w:eastAsia="Times New Roman" w:hAnsi="Times New Roman" w:cs="Times New Roman"/>
-                <w:b/>
-                <w:bCs/>
-                <w:sz w:val="24"/>
-                <w:szCs w:val="24"/>
-                <w:lang w:val="ru-BY" w:eastAsia="ru-BY"/>
-              </w:rPr>
-              <w:t>Правило</w:t>
-            </w:r>
-          </w:p>
-        </w:tc>
-      </w:tr>
-      <w:tr>
-        <w:trPr>
-          <w:tblCellSpacing w:w="15" w:type="dxa"/>
-        </w:trPr>
-        <w:tc>
-          <w:tcPr>
-            <w:tcW w:w="0" w:type="auto"/>
-            <w:vAlign w:val="center"/>
-            <w:hideMark/>
-          </w:tcPr>
-          <w:p>
-            <w:pPr>
-              <w:suppressAutoHyphens w:val="0"/>
-              <w:spacing w:after="0" w:line="240" w:lineRule="auto"/>
-              <w:rPr>
-                <w:rFonts w:ascii="Times New Roman" w:eastAsia="Times New Roman" w:hAnsi="Times New Roman" w:cs="Times New Roman"/>
-                <w:sz w:val="24"/>
-                <w:szCs w:val="24"/>
-                <w:lang w:val="ru-BY" w:eastAsia="ru-BY"/>
-              </w:rPr>
-            </w:pPr>
-            <w:r>
-              <w:rPr>
-                <w:rFonts w:ascii="Times New Roman" w:eastAsia="Times New Roman" w:hAnsi="Times New Roman" w:cs="Times New Roman"/>
-                <w:sz w:val="24"/>
-                <w:szCs w:val="24"/>
-                <w:lang w:val="ru-BY" w:eastAsia="ru-BY"/>
-              </w:rPr>
-              <w:t>1</w:t>
-            </w:r>
-          </w:p>
-        </w:tc>
-        <w:tc>
-          <w:tcPr>
-            <w:tcW w:w="0" w:type="auto"/>
-            <w:vAlign w:val="center"/>
-            <w:hideMark/>
-          </w:tcPr>
-          <w:p>
-            <w:pPr>
-              <w:suppressAutoHyphens w:val="0"/>
-              <w:spacing w:after="0" w:line="240" w:lineRule="auto"/>
-              <w:rPr>
-                <w:rFonts w:ascii="Times New Roman" w:eastAsia="Times New Roman" w:hAnsi="Times New Roman" w:cs="Times New Roman"/>
-                <w:sz w:val="24"/>
-                <w:szCs w:val="24"/>
-                <w:lang w:val="ru-BY" w:eastAsia="ru-BY"/>
-              </w:rPr>
-            </w:pPr>
-            <w:r>
-              <w:rPr>
-                <w:rFonts w:ascii="Times New Roman" w:eastAsia="Times New Roman" w:hAnsi="Times New Roman" w:cs="Times New Roman"/>
-                <w:sz w:val="24"/>
-                <w:szCs w:val="24"/>
-                <w:lang w:val="ru-BY" w:eastAsia="ru-BY"/>
-              </w:rPr>
-              <w:t>ЕСЛИ пользователь ответил правильно на вопрос средней сложности, ТО следующий вопрос становится сложнее.</w:t>
-            </w:r>
-          </w:p>
-        </w:tc>
-      </w:tr>
-      <w:tr>
-        <w:trPr>
-          <w:tblCellSpacing w:w="15" w:type="dxa"/>
-        </w:trPr>
-        <w:tc>
-          <w:tcPr>
-            <w:tcW w:w="0" w:type="auto"/>
-            <w:vAlign w:val="center"/>
-            <w:hideMark/>
-          </w:tcPr>
-          <w:p>
-            <w:pPr>
-              <w:suppressAutoHyphens w:val="0"/>
-              <w:spacing w:after="0" w:line="240" w:lineRule="auto"/>
-              <w:rPr>
-                <w:rFonts w:ascii="Times New Roman" w:eastAsia="Times New Roman" w:hAnsi="Times New Roman" w:cs="Times New Roman"/>
-                <w:sz w:val="24"/>
-                <w:szCs w:val="24"/>
-                <w:lang w:val="ru-BY" w:eastAsia="ru-BY"/>
-              </w:rPr>
-            </w:pPr>
-            <w:r>
-              <w:rPr>
-                <w:rFonts w:ascii="Times New Roman" w:eastAsia="Times New Roman" w:hAnsi="Times New Roman" w:cs="Times New Roman"/>
-                <w:sz w:val="24"/>
-                <w:szCs w:val="24"/>
-                <w:lang w:val="ru-BY" w:eastAsia="ru-BY"/>
-              </w:rPr>
-              <w:t>2</w:t>
-            </w:r>
-          </w:p>
-        </w:tc>
-        <w:tc>
-          <w:tcPr>
-            <w:tcW w:w="0" w:type="auto"/>
-            <w:vAlign w:val="center"/>
-            <w:hideMark/>
-          </w:tcPr>
-          <w:p>
-            <w:pPr>
-              <w:suppressAutoHyphens w:val="0"/>
-              <w:spacing w:after="0" w:line="240" w:lineRule="auto"/>
-              <w:rPr>
-                <w:rFonts w:ascii="Times New Roman" w:eastAsia="Times New Roman" w:hAnsi="Times New Roman" w:cs="Times New Roman"/>
-                <w:sz w:val="24"/>
-                <w:szCs w:val="24"/>
-                <w:lang w:val="ru-BY" w:eastAsia="ru-BY"/>
-              </w:rPr>
-            </w:pPr>
-            <w:r>
-              <w:rPr>
-                <w:rFonts w:ascii="Times New Roman" w:eastAsia="Times New Roman" w:hAnsi="Times New Roman" w:cs="Times New Roman"/>
-                <w:sz w:val="24"/>
-                <w:szCs w:val="24"/>
-                <w:lang w:val="ru-BY" w:eastAsia="ru-BY"/>
-              </w:rPr>
-              <w:t>ЕСЛИ пользователь ответил неправильно на вопрос высокой сложности, ТО следующий вопрос становится проще.</w:t>
-            </w:r>
-          </w:p>
-        </w:tc>
-      </w:tr>
-      <w:tr>
-        <w:trPr>
-          <w:tblCellSpacing w:w="15" w:type="dxa"/>
-        </w:trPr>
-        <w:tc>
-          <w:tcPr>
-            <w:tcW w:w="0" w:type="auto"/>
-            <w:vAlign w:val="center"/>
-            <w:hideMark/>
-          </w:tcPr>
-          <w:p>
-            <w:pPr>
-              <w:suppressAutoHyphens w:val="0"/>
-              <w:spacing w:after="0" w:line="240" w:lineRule="auto"/>
-              <w:rPr>
-                <w:rFonts w:ascii="Times New Roman" w:eastAsia="Times New Roman" w:hAnsi="Times New Roman" w:cs="Times New Roman"/>
-                <w:sz w:val="24"/>
-                <w:szCs w:val="24"/>
-                <w:lang w:val="ru-BY" w:eastAsia="ru-BY"/>
-              </w:rPr>
-            </w:pPr>
-            <w:r>
-              <w:rPr>
-                <w:rFonts w:ascii="Times New Roman" w:eastAsia="Times New Roman" w:hAnsi="Times New Roman" w:cs="Times New Roman"/>
-                <w:sz w:val="24"/>
-                <w:szCs w:val="24"/>
-                <w:lang w:val="ru-BY" w:eastAsia="ru-BY"/>
-              </w:rPr>
-              <w:t>3</w:t>
-            </w:r>
-          </w:p>
-        </w:tc>
-        <w:tc>
-          <w:tcPr>
-            <w:tcW w:w="0" w:type="auto"/>
-            <w:vAlign w:val="center"/>
-            <w:hideMark/>
-          </w:tcPr>
-          <w:p>
-            <w:pPr>
-              <w:suppressAutoHyphens w:val="0"/>
-              <w:spacing w:after="0" w:line="240" w:lineRule="auto"/>
-              <w:rPr>
-                <w:rFonts w:ascii="Times New Roman" w:eastAsia="Times New Roman" w:hAnsi="Times New Roman" w:cs="Times New Roman"/>
-                <w:sz w:val="24"/>
-                <w:szCs w:val="24"/>
-                <w:lang w:val="ru-BY" w:eastAsia="ru-BY"/>
-              </w:rPr>
-            </w:pPr>
-            <w:r>
-              <w:rPr>
-                <w:rFonts w:ascii="Times New Roman" w:eastAsia="Times New Roman" w:hAnsi="Times New Roman" w:cs="Times New Roman"/>
-                <w:sz w:val="24"/>
-                <w:szCs w:val="24"/>
-                <w:lang w:val="ru-BY" w:eastAsia="ru-BY"/>
-              </w:rPr>
-              <w:t>ЕСЛИ пользователь отвечает быстро и правильно на большинство вопросов, ТО система повышает уровень сложности.</w:t>
-            </w:r>
-          </w:p>
-        </w:tc>
-      </w:tr>
-      <w:tr>
-        <w:trPr>
-          <w:tblCellSpacing w:w="15" w:type="dxa"/>
-        </w:trPr>
-        <w:tc>
-          <w:tcPr>
-            <w:tcW w:w="0" w:type="auto"/>
-            <w:vAlign w:val="center"/>
-            <w:hideMark/>
-          </w:tcPr>
-          <w:p>
-            <w:pPr>
-              <w:suppressAutoHyphens w:val="0"/>
-              <w:spacing w:after="0" w:line="240" w:lineRule="auto"/>
-              <w:rPr>
-                <w:rFonts w:ascii="Times New Roman" w:eastAsia="Times New Roman" w:hAnsi="Times New Roman" w:cs="Times New Roman"/>
-                <w:sz w:val="24"/>
-                <w:szCs w:val="24"/>
-                <w:lang w:val="ru-BY" w:eastAsia="ru-BY"/>
-              </w:rPr>
-            </w:pPr>
-            <w:r>
-              <w:rPr>
-                <w:rFonts w:ascii="Times New Roman" w:eastAsia="Times New Roman" w:hAnsi="Times New Roman" w:cs="Times New Roman"/>
-                <w:sz w:val="24"/>
-                <w:szCs w:val="24"/>
-                <w:lang w:val="ru-BY" w:eastAsia="ru-BY"/>
-              </w:rPr>
-              <w:t>4</w:t>
-            </w:r>
-          </w:p>
-        </w:tc>
-        <w:tc>
-          <w:tcPr>
-            <w:tcW w:w="0" w:type="auto"/>
-            <w:vAlign w:val="center"/>
-            <w:hideMark/>
-          </w:tcPr>
-          <w:p>
-            <w:pPr>
-              <w:suppressAutoHyphens w:val="0"/>
-              <w:spacing w:after="0" w:line="240" w:lineRule="auto"/>
-              <w:rPr>
-                <w:rFonts w:ascii="Times New Roman" w:eastAsia="Times New Roman" w:hAnsi="Times New Roman" w:cs="Times New Roman"/>
-                <w:sz w:val="24"/>
-                <w:szCs w:val="24"/>
-                <w:lang w:val="ru-BY" w:eastAsia="ru-BY"/>
-              </w:rPr>
-            </w:pPr>
-            <w:r>
-              <w:rPr>
-                <w:rFonts w:ascii="Times New Roman" w:eastAsia="Times New Roman" w:hAnsi="Times New Roman" w:cs="Times New Roman"/>
-                <w:sz w:val="24"/>
-                <w:szCs w:val="24"/>
-                <w:lang w:val="ru-BY" w:eastAsia="ru-BY"/>
-              </w:rPr>
-              <w:t>ЕСЛИ пользователь ошибается более 50% раз, ТО уровень сложности снижается.</w:t>
-            </w:r>
-          </w:p>
-        </w:tc>
-      </w:tr>
-      <w:tr>
-        <w:trPr>
-          <w:tblCellSpacing w:w="15" w:type="dxa"/>
-        </w:trPr>
-        <w:tc>
-          <w:tcPr>
-            <w:tcW w:w="0" w:type="auto"/>
-            <w:vAlign w:val="center"/>
-            <w:hideMark/>
-          </w:tcPr>
-          <w:p>
-            <w:pPr>
-              <w:suppressAutoHyphens w:val="0"/>
-              <w:spacing w:after="0" w:line="240" w:lineRule="auto"/>
-              <w:rPr>
-                <w:rFonts w:ascii="Times New Roman" w:eastAsia="Times New Roman" w:hAnsi="Times New Roman" w:cs="Times New Roman"/>
-                <w:sz w:val="24"/>
-                <w:szCs w:val="24"/>
-                <w:lang w:val="ru-BY" w:eastAsia="ru-BY"/>
-              </w:rPr>
-            </w:pPr>
-            <w:r>
-              <w:rPr>
-                <w:rFonts w:ascii="Times New Roman" w:eastAsia="Times New Roman" w:hAnsi="Times New Roman" w:cs="Times New Roman"/>
-                <w:sz w:val="24"/>
-                <w:szCs w:val="24"/>
-                <w:lang w:val="ru-BY" w:eastAsia="ru-BY"/>
-              </w:rPr>
-              <w:t>5</w:t>
-            </w:r>
-          </w:p>
-        </w:tc>
-        <w:tc>
-          <w:tcPr>
-            <w:tcW w:w="0" w:type="auto"/>
-            <w:vAlign w:val="center"/>
-            <w:hideMark/>
-          </w:tcPr>
-          <w:p>
-            <w:pPr>
-              <w:suppressAutoHyphens w:val="0"/>
-              <w:spacing w:after="0" w:line="240" w:lineRule="auto"/>
-              <w:rPr>
-                <w:rFonts w:ascii="Times New Roman" w:eastAsia="Times New Roman" w:hAnsi="Times New Roman" w:cs="Times New Roman"/>
-                <w:sz w:val="24"/>
-                <w:szCs w:val="24"/>
-                <w:lang w:val="ru-BY" w:eastAsia="ru-BY"/>
-              </w:rPr>
-            </w:pPr>
-            <w:r>
-              <w:rPr>
-                <w:rFonts w:ascii="Times New Roman" w:eastAsia="Times New Roman" w:hAnsi="Times New Roman" w:cs="Times New Roman"/>
-                <w:sz w:val="24"/>
-                <w:szCs w:val="24"/>
-                <w:lang w:val="ru-BY" w:eastAsia="ru-BY"/>
-              </w:rPr>
-              <w:t>ЕСЛИ пользователь завершил тест, ТО вычисляется итоговый балл по средней сложности и количеству правильных ответов.</w:t>
-            </w:r>
-          </w:p>
-        </w:tc>
-      </w:tr>
-      <w:tr>
-        <w:trPr>
-          <w:tblCellSpacing w:w="15" w:type="dxa"/>
-        </w:trPr>
-        <w:tc>
-          <w:tcPr>
-            <w:tcW w:w="0" w:type="auto"/>
-            <w:vAlign w:val="center"/>
-            <w:hideMark/>
-          </w:tcPr>
-          <w:p>
-            <w:pPr>
-              <w:suppressAutoHyphens w:val="0"/>
-              <w:spacing w:after="0" w:line="240" w:lineRule="auto"/>
-              <w:rPr>
-                <w:rFonts w:ascii="Times New Roman" w:eastAsia="Times New Roman" w:hAnsi="Times New Roman" w:cs="Times New Roman"/>
-                <w:sz w:val="24"/>
-                <w:szCs w:val="24"/>
-                <w:lang w:val="ru-BY" w:eastAsia="ru-BY"/>
-              </w:rPr>
-            </w:pPr>
-            <w:r>
-              <w:rPr>
-                <w:rFonts w:ascii="Times New Roman" w:eastAsia="Times New Roman" w:hAnsi="Times New Roman" w:cs="Times New Roman"/>
-                <w:sz w:val="24"/>
-                <w:szCs w:val="24"/>
-                <w:lang w:val="ru-BY" w:eastAsia="ru-BY"/>
-              </w:rPr>
-              <w:t>6</w:t>
-            </w:r>
-          </w:p>
-        </w:tc>
-        <w:tc>
-          <w:tcPr>
-            <w:tcW w:w="0" w:type="auto"/>
-            <w:vAlign w:val="center"/>
-            <w:hideMark/>
-          </w:tcPr>
-          <w:p>
-            <w:pPr>
-              <w:suppressAutoHyphens w:val="0"/>
-              <w:spacing w:after="0" w:line="240" w:lineRule="auto"/>
-              <w:rPr>
-                <w:rFonts w:ascii="Times New Roman" w:eastAsia="Times New Roman" w:hAnsi="Times New Roman" w:cs="Times New Roman"/>
-                <w:sz w:val="24"/>
-                <w:szCs w:val="24"/>
-                <w:lang w:val="ru-BY" w:eastAsia="ru-BY"/>
-              </w:rPr>
-            </w:pPr>
-            <w:r>
-              <w:rPr>
-                <w:rFonts w:ascii="Times New Roman" w:eastAsia="Times New Roman" w:hAnsi="Times New Roman" w:cs="Times New Roman"/>
-                <w:sz w:val="24"/>
-                <w:szCs w:val="24"/>
-                <w:lang w:val="ru-BY" w:eastAsia="ru-BY"/>
-              </w:rPr>
-              <w:t>ЕСЛИ итоговый балл &gt; 80%, ТО система выдает рекомендацию “Вы отлично владеете материалом”.</w:t>
-            </w:r>
-          </w:p>
-        </w:tc>
-      </w:tr>
-      <w:tr>
-        <w:trPr>
-          <w:tblCellSpacing w:w="15" w:type="dxa"/>
-        </w:trPr>
-        <w:tc>
-          <w:tcPr>
-            <w:tcW w:w="0" w:type="auto"/>
-            <w:vAlign w:val="center"/>
-            <w:hideMark/>
-          </w:tcPr>
-          <w:p>
-            <w:pPr>
-              <w:suppressAutoHyphens w:val="0"/>
-              <w:spacing w:after="0" w:line="240" w:lineRule="auto"/>
-              <w:rPr>
-                <w:rFonts w:ascii="Times New Roman" w:eastAsia="Times New Roman" w:hAnsi="Times New Roman" w:cs="Times New Roman"/>
-                <w:sz w:val="24"/>
-                <w:szCs w:val="24"/>
-                <w:lang w:val="ru-BY" w:eastAsia="ru-BY"/>
-              </w:rPr>
-            </w:pPr>
-            <w:r>
-              <w:rPr>
-                <w:rFonts w:ascii="Times New Roman" w:eastAsia="Times New Roman" w:hAnsi="Times New Roman" w:cs="Times New Roman"/>
-                <w:sz w:val="24"/>
-                <w:szCs w:val="24"/>
-                <w:lang w:val="ru-BY" w:eastAsia="ru-BY"/>
-              </w:rPr>
-              <w:t>7</w:t>
-            </w:r>
-          </w:p>
-        </w:tc>
-        <w:tc>
-          <w:tcPr>
-            <w:tcW w:w="0" w:type="auto"/>
-            <w:vAlign w:val="center"/>
-            <w:hideMark/>
-          </w:tcPr>
-          <w:p>
-            <w:pPr>
-              <w:suppressAutoHyphens w:val="0"/>
-              <w:spacing w:after="0" w:line="240" w:lineRule="auto"/>
-              <w:rPr>
-                <w:rFonts w:ascii="Times New Roman" w:eastAsia="Times New Roman" w:hAnsi="Times New Roman" w:cs="Times New Roman"/>
-                <w:sz w:val="24"/>
-                <w:szCs w:val="24"/>
-                <w:lang w:val="ru-BY" w:eastAsia="ru-BY"/>
-              </w:rPr>
-            </w:pPr>
-            <w:r>
-              <w:rPr>
-                <w:rFonts w:ascii="Times New Roman" w:eastAsia="Times New Roman" w:hAnsi="Times New Roman" w:cs="Times New Roman"/>
-                <w:sz w:val="24"/>
-                <w:szCs w:val="24"/>
-                <w:lang w:val="ru-BY" w:eastAsia="ru-BY"/>
-              </w:rPr>
-              <w:t>ЕСЛИ итоговый балл от 50% до 80%, ТО система выдает рекомендацию “Следует повторить сложные темы”.</w:t>
-            </w:r>
-          </w:p>
-        </w:tc>
-      </w:tr>
-      <w:tr>
-        <w:trPr>
-          <w:tblCellSpacing w:w="15" w:type="dxa"/>
-        </w:trPr>
-        <w:tc>
-          <w:tcPr>
-            <w:tcW w:w="0" w:type="auto"/>
-            <w:vAlign w:val="center"/>
-            <w:hideMark/>
-          </w:tcPr>
-          <w:p>
-            <w:pPr>
-              <w:suppressAutoHyphens w:val="0"/>
-              <w:spacing w:after="0" w:line="240" w:lineRule="auto"/>
-              <w:rPr>
-                <w:rFonts w:ascii="Times New Roman" w:eastAsia="Times New Roman" w:hAnsi="Times New Roman" w:cs="Times New Roman"/>
-                <w:sz w:val="24"/>
-                <w:szCs w:val="24"/>
-                <w:lang w:val="ru-BY" w:eastAsia="ru-BY"/>
-              </w:rPr>
-            </w:pPr>
-            <w:r>
-              <w:rPr>
-                <w:rFonts w:ascii="Times New Roman" w:eastAsia="Times New Roman" w:hAnsi="Times New Roman" w:cs="Times New Roman"/>
-                <w:sz w:val="24"/>
-                <w:szCs w:val="24"/>
-                <w:lang w:val="ru-BY" w:eastAsia="ru-BY"/>
-              </w:rPr>
-              <w:t>8</w:t>
-            </w:r>
-          </w:p>
-        </w:tc>
-        <w:tc>
-          <w:tcPr>
-            <w:tcW w:w="0" w:type="auto"/>
-            <w:vAlign w:val="center"/>
-            <w:hideMark/>
-          </w:tcPr>
-          <w:p>
-            <w:pPr>
-              <w:suppressAutoHyphens w:val="0"/>
-              <w:spacing w:after="0" w:line="240" w:lineRule="auto"/>
-              <w:rPr>
-                <w:rFonts w:ascii="Times New Roman" w:eastAsia="Times New Roman" w:hAnsi="Times New Roman" w:cs="Times New Roman"/>
-                <w:sz w:val="24"/>
-                <w:szCs w:val="24"/>
-                <w:lang w:val="ru-BY" w:eastAsia="ru-BY"/>
-              </w:rPr>
-            </w:pPr>
-            <w:r>
-              <w:rPr>
-                <w:rFonts w:ascii="Times New Roman" w:eastAsia="Times New Roman" w:hAnsi="Times New Roman" w:cs="Times New Roman"/>
-                <w:sz w:val="24"/>
-                <w:szCs w:val="24"/>
-                <w:lang w:val="ru-BY" w:eastAsia="ru-BY"/>
-              </w:rPr>
-              <w:t>ЕСЛИ итоговый балл &lt; 50%, ТО система предлагает “Пройти повторное тестирование по базовым темам”.</w:t>
-            </w:r>
-          </w:p>
-        </w:tc>
-      </w:tr>
-      <w:tr>
-        <w:trPr>
-          <w:tblCellSpacing w:w="15" w:type="dxa"/>
-        </w:trPr>
-        <w:tc>
-          <w:tcPr>
-            <w:tcW w:w="0" w:type="auto"/>
-            <w:vAlign w:val="center"/>
-            <w:hideMark/>
-          </w:tcPr>
-          <w:p>
-            <w:pPr>
-              <w:suppressAutoHyphens w:val="0"/>
-              <w:spacing w:after="0" w:line="240" w:lineRule="auto"/>
-              <w:rPr>
-                <w:rFonts w:ascii="Times New Roman" w:eastAsia="Times New Roman" w:hAnsi="Times New Roman" w:cs="Times New Roman"/>
-                <w:sz w:val="24"/>
-                <w:szCs w:val="24"/>
-                <w:lang w:val="ru-BY" w:eastAsia="ru-BY"/>
-              </w:rPr>
-            </w:pPr>
-            <w:r>
-              <w:rPr>
-                <w:rFonts w:ascii="Times New Roman" w:eastAsia="Times New Roman" w:hAnsi="Times New Roman" w:cs="Times New Roman"/>
-                <w:sz w:val="24"/>
-                <w:szCs w:val="24"/>
-                <w:lang w:val="ru-BY" w:eastAsia="ru-BY"/>
-              </w:rPr>
-              <w:t>9</w:t>
-            </w:r>
-          </w:p>
-        </w:tc>
-        <w:tc>
-          <w:tcPr>
-            <w:tcW w:w="0" w:type="auto"/>
-            <w:vAlign w:val="center"/>
-            <w:hideMark/>
-          </w:tcPr>
-          <w:p>
-            <w:pPr>
-              <w:suppressAutoHyphens w:val="0"/>
-              <w:spacing w:after="0" w:line="240" w:lineRule="auto"/>
-              <w:rPr>
-                <w:rFonts w:ascii="Times New Roman" w:eastAsia="Times New Roman" w:hAnsi="Times New Roman" w:cs="Times New Roman"/>
-                <w:sz w:val="24"/>
-                <w:szCs w:val="24"/>
-                <w:lang w:val="ru-BY" w:eastAsia="ru-BY"/>
-              </w:rPr>
-            </w:pPr>
-            <w:r>
-              <w:rPr>
-                <w:rFonts w:ascii="Times New Roman" w:eastAsia="Times New Roman" w:hAnsi="Times New Roman" w:cs="Times New Roman"/>
-                <w:sz w:val="24"/>
-                <w:szCs w:val="24"/>
-                <w:lang w:val="ru-BY" w:eastAsia="ru-BY"/>
-              </w:rPr>
-              <w:t>ЕСЛИ тема, по которой ошибка встречается чаще всего, ТО добавить её в список рекомендаций.</w:t>
-            </w:r>
-          </w:p>
-        </w:tc>
-      </w:tr>
-      <w:tr>
-        <w:trPr>
-          <w:tblCellSpacing w:w="15" w:type="dxa"/>
-        </w:trPr>
-        <w:tc>
-          <w:tcPr>
-            <w:tcW w:w="0" w:type="auto"/>
-            <w:vAlign w:val="center"/>
-            <w:hideMark/>
-          </w:tcPr>
-          <w:p>
-            <w:pPr>
-              <w:suppressAutoHyphens w:val="0"/>
-              <w:spacing w:after="0" w:line="240" w:lineRule="auto"/>
-              <w:rPr>
-                <w:rFonts w:ascii="Times New Roman" w:eastAsia="Times New Roman" w:hAnsi="Times New Roman" w:cs="Times New Roman"/>
-                <w:sz w:val="24"/>
-                <w:szCs w:val="24"/>
-                <w:lang w:val="ru-BY" w:eastAsia="ru-BY"/>
-              </w:rPr>
-            </w:pPr>
-            <w:r>
-              <w:rPr>
-                <w:rFonts w:ascii="Times New Roman" w:eastAsia="Times New Roman" w:hAnsi="Times New Roman" w:cs="Times New Roman"/>
-                <w:sz w:val="24"/>
-                <w:szCs w:val="24"/>
-                <w:lang w:val="ru-BY" w:eastAsia="ru-BY"/>
-              </w:rPr>
-              <w:t>10</w:t>
-            </w:r>
-          </w:p>
-        </w:tc>
-        <w:tc>
-          <w:tcPr>
-            <w:tcW w:w="0" w:type="auto"/>
-            <w:vAlign w:val="center"/>
-            <w:hideMark/>
-          </w:tcPr>
-          <w:p>
-            <w:pPr>
-              <w:suppressAutoHyphens w:val="0"/>
-              <w:spacing w:after="0" w:line="240" w:lineRule="auto"/>
-              <w:rPr>
-                <w:rFonts w:ascii="Times New Roman" w:eastAsia="Times New Roman" w:hAnsi="Times New Roman" w:cs="Times New Roman"/>
-                <w:sz w:val="24"/>
-                <w:szCs w:val="24"/>
-                <w:lang w:val="ru-BY" w:eastAsia="ru-BY"/>
-              </w:rPr>
-            </w:pPr>
-            <w:r>
-              <w:rPr>
-                <w:rFonts w:ascii="Times New Roman" w:eastAsia="Times New Roman" w:hAnsi="Times New Roman" w:cs="Times New Roman"/>
-                <w:sz w:val="24"/>
-                <w:szCs w:val="24"/>
-                <w:lang w:val="ru-BY" w:eastAsia="ru-BY"/>
-              </w:rPr>
-              <w:t>ЕСЛИ пользователь прошел все тесты успешно, ТО присвоить статус “Подготовлен”.</w:t>
-            </w:r>
-          </w:p>
-        </w:tc>
-      </w:tr>
-    </w:tbl>
     <w:p>
       <w:pPr>
-        <w:spacing w:line="0" w:lineRule="atLeast"/>
-        <w:contextualSpacing/>
+        <w:pStyle w:val="afc"/>
+        <w:numPr>
+          <w:ilvl w:val="0"/>
+          <w:numId w:val="2"/>
+        </w:numPr>
+        <w:suppressAutoHyphens w:val="0"/>
+        <w:spacing w:before="100" w:beforeAutospacing="1" w:after="100" w:afterAutospacing="1" w:line="240" w:lineRule="auto"/>
+        <w:rPr>
+          <w:rFonts w:ascii="Times New Roman" w:eastAsia="Times New Roman" w:hAnsi="Times New Roman" w:cs="Times New Roman"/>
+          <w:sz w:val="24"/>
+          <w:szCs w:val="24"/>
+          <w:lang w:val="ru-BY" w:eastAsia="ru-BY"/>
+        </w:rPr>
+      </w:pPr>
+      <w:r>
+        <w:rPr>
+          <w:rFonts w:ascii="Times New Roman" w:eastAsia="Times New Roman" w:hAnsi="Times New Roman" w:cs="Times New Roman"/>
+          <w:sz w:val="24"/>
+          <w:szCs w:val="24"/>
+          <w:lang w:val="ru-BY" w:eastAsia="ru-BY"/>
+        </w:rPr>
+        <w:t>ЕСЛИ игрок выигрывает у бота высокого уровня, ТО рейтинг увеличивается значительно.</w:t>
+      </w:r>
+    </w:p>
+    <w:p>
+      <w:pPr>
+        <w:pStyle w:val="afc"/>
+        <w:numPr>
+          <w:ilvl w:val="0"/>
+          <w:numId w:val="2"/>
+        </w:numPr>
+        <w:suppressAutoHyphens w:val="0"/>
+        <w:spacing w:before="100" w:beforeAutospacing="1" w:after="100" w:afterAutospacing="1" w:line="240" w:lineRule="auto"/>
+        <w:rPr>
+          <w:rFonts w:ascii="Times New Roman" w:eastAsia="Times New Roman" w:hAnsi="Times New Roman" w:cs="Times New Roman"/>
+          <w:sz w:val="24"/>
+          <w:szCs w:val="24"/>
+          <w:lang w:val="ru-BY" w:eastAsia="ru-BY"/>
+        </w:rPr>
+      </w:pPr>
+      <w:r>
+        <w:rPr>
+          <w:rFonts w:ascii="Times New Roman" w:eastAsia="Times New Roman" w:hAnsi="Times New Roman" w:cs="Times New Roman"/>
+          <w:sz w:val="24"/>
+          <w:szCs w:val="24"/>
+          <w:lang w:val="ru-BY" w:eastAsia="ru-BY"/>
+        </w:rPr>
+        <w:t>ЕСЛИ партия проиграна, но качество ходов высокое, ТО рейтинг изменяется незначительно.</w:t>
+      </w:r>
+    </w:p>
+    <w:p>
+      <w:pPr>
+        <w:pStyle w:val="afc"/>
+        <w:numPr>
+          <w:ilvl w:val="0"/>
+          <w:numId w:val="2"/>
+        </w:numPr>
+        <w:suppressAutoHyphens w:val="0"/>
+        <w:spacing w:before="100" w:beforeAutospacing="1" w:after="100" w:afterAutospacing="1" w:line="240" w:lineRule="auto"/>
+        <w:rPr>
+          <w:rFonts w:ascii="Times New Roman" w:eastAsia="Times New Roman" w:hAnsi="Times New Roman" w:cs="Times New Roman"/>
+          <w:sz w:val="24"/>
+          <w:szCs w:val="24"/>
+          <w:lang w:val="ru-BY" w:eastAsia="ru-BY"/>
+        </w:rPr>
+      </w:pPr>
+      <w:r>
+        <w:rPr>
+          <w:rFonts w:ascii="Times New Roman" w:eastAsia="Times New Roman" w:hAnsi="Times New Roman" w:cs="Times New Roman"/>
+          <w:sz w:val="24"/>
+          <w:szCs w:val="24"/>
+          <w:lang w:val="ru-BY" w:eastAsia="ru-BY"/>
+        </w:rPr>
+        <w:t>ЕСЛИ время на принятие решений стабильно, ТО учитывается фактор уверенности.</w:t>
+      </w:r>
+    </w:p>
+    <w:p>
+      <w:pPr>
+        <w:pStyle w:val="afc"/>
+        <w:numPr>
+          <w:ilvl w:val="0"/>
+          <w:numId w:val="2"/>
+        </w:numPr>
+        <w:suppressAutoHyphens w:val="0"/>
+        <w:spacing w:before="100" w:beforeAutospacing="1" w:after="100" w:afterAutospacing="1" w:line="240" w:lineRule="auto"/>
+        <w:rPr>
+          <w:rFonts w:ascii="Times New Roman" w:eastAsia="Times New Roman" w:hAnsi="Times New Roman" w:cs="Times New Roman"/>
+          <w:sz w:val="24"/>
+          <w:szCs w:val="24"/>
+          <w:lang w:val="ru-BY" w:eastAsia="ru-BY"/>
+        </w:rPr>
+      </w:pPr>
+      <w:r>
+        <w:rPr>
+          <w:rFonts w:ascii="Times New Roman" w:eastAsia="Times New Roman" w:hAnsi="Times New Roman" w:cs="Times New Roman"/>
+          <w:sz w:val="24"/>
+          <w:szCs w:val="24"/>
+          <w:lang w:val="ru-BY" w:eastAsia="ru-BY"/>
+        </w:rPr>
+        <w:t>ЕСЛИ игрок делает ходы, совпадающие с рекомендациями шахматного движка, ТО рейтинг повышается.</w:t>
+      </w:r>
+    </w:p>
+    <w:p>
+      <w:pPr>
+        <w:pStyle w:val="afc"/>
+        <w:numPr>
+          <w:ilvl w:val="0"/>
+          <w:numId w:val="2"/>
+        </w:numPr>
+        <w:suppressAutoHyphens w:val="0"/>
+        <w:spacing w:before="100" w:beforeAutospacing="1" w:after="100" w:afterAutospacing="1" w:line="240" w:lineRule="auto"/>
         <w:rPr>
           <w:rFonts w:ascii="Times New Roman" w:eastAsia="Liberation Mono" w:hAnsi="Times New Roman" w:cs="Times New Roman"/>
-          <w:sz w:val="28"/>
-          <w:szCs w:val="28"/>
+          <w:sz w:val="24"/>
+          <w:szCs w:val="24"/>
           <w:lang w:val="ru-BY"/>
         </w:rPr>
       </w:pPr>
+      <w:r>
+        <w:rPr>
+          <w:rFonts w:ascii="Times New Roman" w:eastAsia="Times New Roman" w:hAnsi="Times New Roman" w:cs="Times New Roman"/>
+          <w:sz w:val="24"/>
+          <w:szCs w:val="24"/>
+          <w:lang w:val="ru-BY" w:eastAsia="ru-BY"/>
+        </w:rPr>
+        <w:t>ЕСЛИ партия завершена ничьей с ботом выше по уровню, ТО рейтинг повышается умеренно.</w:t>
+      </w:r>
     </w:p>
     <w:p>
       <w:pPr>
@@ -2679,6 +2033,8 @@
         <w:contextualSpacing/>
         <w:rPr>
           <w:rFonts w:ascii="Times New Roman" w:eastAsia="Liberation Mono" w:hAnsi="Times New Roman" w:cs="Times New Roman"/>
+          <w:b/>
+          <w:bCs/>
           <w:sz w:val="28"/>
           <w:szCs w:val="28"/>
         </w:rPr>
@@ -2696,24 +2052,188 @@
     </w:p>
     <w:p>
       <w:pPr>
+        <w:suppressAutoHyphens w:val="0"/>
+        <w:spacing w:before="100" w:beforeAutospacing="1" w:after="100" w:afterAutospacing="1" w:line="240" w:lineRule="auto"/>
+        <w:rPr>
+          <w:rFonts w:ascii="Times New Roman" w:eastAsia="Times New Roman" w:hAnsi="Times New Roman" w:cs="Times New Roman"/>
+          <w:sz w:val="28"/>
+          <w:szCs w:val="28"/>
+          <w:lang w:val="ru-BY" w:eastAsia="ru-BY"/>
+        </w:rPr>
+      </w:pPr>
+      <w:r>
+        <w:rPr>
+          <w:rFonts w:ascii="Times New Roman" w:eastAsia="Times New Roman" w:hAnsi="Times New Roman" w:cs="Times New Roman"/>
+          <w:b/>
+          <w:bCs/>
+          <w:sz w:val="28"/>
+          <w:szCs w:val="28"/>
+          <w:lang w:val="ru-BY" w:eastAsia="ru-BY"/>
+        </w:rPr>
+        <w:t xml:space="preserve">Концепция A — Базовая </w:t>
+      </w:r>
+      <w:proofErr w:type="spellStart"/>
+      <w:r>
+        <w:rPr>
+          <w:rFonts w:ascii="Times New Roman" w:eastAsia="Times New Roman" w:hAnsi="Times New Roman" w:cs="Times New Roman"/>
+          <w:b/>
+          <w:bCs/>
+          <w:sz w:val="28"/>
+          <w:szCs w:val="28"/>
+          <w:lang w:val="ru-BY" w:eastAsia="ru-BY"/>
+        </w:rPr>
+        <w:t>нейросетевая</w:t>
+      </w:r>
+      <w:proofErr w:type="spellEnd"/>
+      <w:r>
+        <w:rPr>
+          <w:rFonts w:ascii="Times New Roman" w:eastAsia="Times New Roman" w:hAnsi="Times New Roman" w:cs="Times New Roman"/>
+          <w:b/>
+          <w:bCs/>
+          <w:sz w:val="28"/>
+          <w:szCs w:val="28"/>
+          <w:lang w:val="ru-BY" w:eastAsia="ru-BY"/>
+        </w:rPr>
+        <w:t xml:space="preserve"> модель оценки ELO</w:t>
+      </w:r>
+      <w:r>
+        <w:rPr>
+          <w:rFonts w:ascii="Times New Roman" w:eastAsia="Times New Roman" w:hAnsi="Times New Roman" w:cs="Times New Roman"/>
+          <w:sz w:val="28"/>
+          <w:szCs w:val="28"/>
+          <w:lang w:val="ru-BY" w:eastAsia="ru-BY"/>
+        </w:rPr>
+        <w:br/>
+        <w:t>Описание: Система принимает данные одной партии и на их основе с помощью обученной нейронной сети определяет ориентировочный рейтинг игрока.</w:t>
+      </w:r>
+    </w:p>
+    <w:p>
+      <w:pPr>
+        <w:suppressAutoHyphens w:val="0"/>
+        <w:spacing w:before="100" w:beforeAutospacing="1" w:after="100" w:afterAutospacing="1" w:line="240" w:lineRule="auto"/>
+        <w:rPr>
+          <w:rFonts w:ascii="Times New Roman" w:eastAsia="Times New Roman" w:hAnsi="Times New Roman" w:cs="Times New Roman"/>
+          <w:sz w:val="28"/>
+          <w:szCs w:val="28"/>
+          <w:lang w:val="ru-BY" w:eastAsia="ru-BY"/>
+        </w:rPr>
+      </w:pPr>
+      <w:r>
+        <w:rPr>
+          <w:rFonts w:ascii="Times New Roman" w:eastAsia="Times New Roman" w:hAnsi="Times New Roman" w:cs="Times New Roman"/>
+          <w:b/>
+          <w:bCs/>
+          <w:sz w:val="28"/>
+          <w:szCs w:val="28"/>
+          <w:lang w:val="ru-BY" w:eastAsia="ru-BY"/>
+        </w:rPr>
+        <w:t>Концепция B — Аналитическая система оценки качества игры</w:t>
+      </w:r>
+      <w:r>
+        <w:rPr>
+          <w:rFonts w:ascii="Times New Roman" w:eastAsia="Times New Roman" w:hAnsi="Times New Roman" w:cs="Times New Roman"/>
+          <w:sz w:val="28"/>
+          <w:szCs w:val="28"/>
+          <w:lang w:val="ru-BY" w:eastAsia="ru-BY"/>
+        </w:rPr>
+        <w:br/>
+        <w:t>Описание: Помимо расчёта рейтинга, система формирует отчёт о качестве партии и типичных ошибках игрока.</w:t>
+      </w:r>
+    </w:p>
+    <w:p>
+      <w:pPr>
+        <w:suppressAutoHyphens w:val="0"/>
+        <w:spacing w:before="100" w:beforeAutospacing="1" w:after="100" w:afterAutospacing="1" w:line="240" w:lineRule="auto"/>
+        <w:rPr>
+          <w:rFonts w:ascii="Times New Roman" w:eastAsia="Times New Roman" w:hAnsi="Times New Roman" w:cs="Times New Roman"/>
+          <w:sz w:val="28"/>
+          <w:szCs w:val="28"/>
+          <w:lang w:val="ru-BY" w:eastAsia="ru-BY"/>
+        </w:rPr>
+      </w:pPr>
+      <w:r>
+        <w:rPr>
+          <w:rFonts w:ascii="Times New Roman" w:eastAsia="Times New Roman" w:hAnsi="Times New Roman" w:cs="Times New Roman"/>
+          <w:b/>
+          <w:bCs/>
+          <w:sz w:val="28"/>
+          <w:szCs w:val="28"/>
+          <w:lang w:val="ru-BY" w:eastAsia="ru-BY"/>
+        </w:rPr>
+        <w:t>Концепция C — Обучающая система самодиагностики</w:t>
+      </w:r>
+      <w:r>
+        <w:rPr>
+          <w:rFonts w:ascii="Times New Roman" w:eastAsia="Times New Roman" w:hAnsi="Times New Roman" w:cs="Times New Roman"/>
+          <w:sz w:val="28"/>
+          <w:szCs w:val="28"/>
+          <w:lang w:val="ru-BY" w:eastAsia="ru-BY"/>
+        </w:rPr>
+        <w:br/>
+        <w:t>Описание: После оценки ELO система предлагает пользователю советы по улучшению игры и темы для изучения.</w:t>
+      </w:r>
+    </w:p>
+    <w:p>
+      <w:pPr>
+        <w:suppressAutoHyphens w:val="0"/>
+        <w:spacing w:before="100" w:beforeAutospacing="1" w:after="100" w:afterAutospacing="1" w:line="240" w:lineRule="auto"/>
+        <w:rPr>
+          <w:rFonts w:ascii="Times New Roman" w:eastAsia="Times New Roman" w:hAnsi="Times New Roman" w:cs="Times New Roman"/>
+          <w:sz w:val="28"/>
+          <w:szCs w:val="28"/>
+          <w:lang w:val="ru-BY" w:eastAsia="ru-BY"/>
+        </w:rPr>
+      </w:pPr>
+      <w:r>
+        <w:rPr>
+          <w:rFonts w:ascii="Times New Roman" w:eastAsia="Times New Roman" w:hAnsi="Times New Roman" w:cs="Times New Roman"/>
+          <w:b/>
+          <w:bCs/>
+          <w:sz w:val="28"/>
+          <w:szCs w:val="28"/>
+          <w:lang w:val="ru-BY" w:eastAsia="ru-BY"/>
+        </w:rPr>
+        <w:t>Концепция D — Интерактивный тренажёр с адаптацией сложности</w:t>
+      </w:r>
+      <w:r>
+        <w:rPr>
+          <w:rFonts w:ascii="Times New Roman" w:eastAsia="Times New Roman" w:hAnsi="Times New Roman" w:cs="Times New Roman"/>
+          <w:sz w:val="28"/>
+          <w:szCs w:val="28"/>
+          <w:lang w:val="ru-BY" w:eastAsia="ru-BY"/>
+        </w:rPr>
+        <w:br/>
+        <w:t>Описание: После определения рейтинга система подбирает уровень бота и задачи соответствующие уровню игрока.</w:t>
+      </w:r>
+    </w:p>
+    <w:p>
+      <w:pPr>
         <w:spacing w:line="0" w:lineRule="atLeast"/>
         <w:contextualSpacing/>
         <w:rPr>
           <w:rFonts w:ascii="Times New Roman" w:eastAsia="Liberation Mono" w:hAnsi="Times New Roman" w:cs="Times New Roman"/>
           <w:sz w:val="28"/>
           <w:szCs w:val="28"/>
+          <w:lang w:val="ru-BY"/>
         </w:rPr>
       </w:pPr>
-    </w:p>
-    <w:p>
-      <w:pPr>
-        <w:pStyle w:val="3"/>
+      <w:r>
         <w:rPr>
           <w:rFonts w:ascii="Times New Roman" w:hAnsi="Times New Roman" w:cs="Times New Roman"/>
           <w:sz w:val="28"/>
           <w:szCs w:val="28"/>
         </w:rPr>
-      </w:pPr>
+        <w:t>После анализа критериев можно сделать вывод:</w:t>
+      </w:r>
+      <w:r>
+        <w:rPr>
+          <w:rFonts w:ascii="Times New Roman" w:hAnsi="Times New Roman" w:cs="Times New Roman"/>
+          <w:sz w:val="28"/>
+          <w:szCs w:val="28"/>
+        </w:rPr>
+        <w:br/>
+        <w:t xml:space="preserve">наиболее оптимальной является </w:t>
+      </w:r>
       <w:r>
         <w:rPr>
           <w:rStyle w:val="aff0"/>
@@ -2721,151 +2241,7 @@
           <w:sz w:val="28"/>
           <w:szCs w:val="28"/>
         </w:rPr>
-        <w:t>Концепция A — Интерактивный адаптивный тестировщик</w:t>
-      </w:r>
-    </w:p>
-    <w:p>
-      <w:pPr>
-        <w:pStyle w:val="afe"/>
-        <w:rPr>
-          <w:sz w:val="28"/>
-          <w:szCs w:val="28"/>
-        </w:rPr>
-      </w:pPr>
-      <w:r>
-        <w:rPr>
-          <w:rStyle w:val="aff0"/>
-          <w:rFonts w:eastAsia="Arial"/>
-          <w:sz w:val="28"/>
-          <w:szCs w:val="28"/>
-        </w:rPr>
-        <w:t>Описание:</w:t>
-      </w:r>
-      <w:r>
-        <w:rPr>
-          <w:sz w:val="28"/>
-          <w:szCs w:val="28"/>
-        </w:rPr>
-        <w:br/>
-        <w:t>Система пошагово задаёт пользователю вопросы, автоматически корректирует сложность на основе его ответов и формирует итоговую оценку.</w:t>
-      </w:r>
-    </w:p>
-    <w:p>
-      <w:pPr>
-        <w:pStyle w:val="3"/>
-        <w:rPr>
-          <w:rFonts w:ascii="Times New Roman" w:hAnsi="Times New Roman" w:cs="Times New Roman"/>
-          <w:sz w:val="28"/>
-          <w:szCs w:val="28"/>
-        </w:rPr>
-      </w:pPr>
-      <w:r>
-        <w:rPr>
-          <w:rStyle w:val="aff0"/>
-          <w:rFonts w:ascii="Times New Roman" w:hAnsi="Times New Roman" w:cs="Times New Roman"/>
-          <w:sz w:val="28"/>
-          <w:szCs w:val="28"/>
-        </w:rPr>
-        <w:t>Концепция B — Обучающая экспертная система</w:t>
-      </w:r>
-    </w:p>
-    <w:p>
-      <w:pPr>
-        <w:pStyle w:val="afe"/>
-        <w:rPr>
-          <w:sz w:val="28"/>
-          <w:szCs w:val="28"/>
-        </w:rPr>
-      </w:pPr>
-      <w:r>
-        <w:rPr>
-          <w:rStyle w:val="aff0"/>
-          <w:rFonts w:eastAsia="Arial"/>
-          <w:sz w:val="28"/>
-          <w:szCs w:val="28"/>
-        </w:rPr>
-        <w:t>Описание:</w:t>
-      </w:r>
-      <w:r>
-        <w:rPr>
-          <w:sz w:val="28"/>
-          <w:szCs w:val="28"/>
-        </w:rPr>
-        <w:br/>
-        <w:t>Система совмещает тестирование и обучение. После каждого вопроса пользователь получает объяснение правильного ответа и ссылку на учебный материал.</w:t>
-      </w:r>
-    </w:p>
-    <w:p>
-      <w:pPr>
-        <w:pStyle w:val="3"/>
-        <w:rPr>
-          <w:rFonts w:ascii="Times New Roman" w:hAnsi="Times New Roman" w:cs="Times New Roman"/>
-          <w:sz w:val="28"/>
-          <w:szCs w:val="28"/>
-        </w:rPr>
-      </w:pPr>
-      <w:r>
-        <w:rPr>
-          <w:rStyle w:val="aff0"/>
-          <w:rFonts w:ascii="Times New Roman" w:hAnsi="Times New Roman" w:cs="Times New Roman"/>
-          <w:sz w:val="28"/>
-          <w:szCs w:val="28"/>
-        </w:rPr>
-        <w:t>Концепция C — Интеллектуальный наставник (персонализированное обучение)</w:t>
-      </w:r>
-    </w:p>
-    <w:p>
-      <w:pPr>
-        <w:pStyle w:val="afe"/>
-        <w:rPr>
-          <w:sz w:val="28"/>
-          <w:szCs w:val="28"/>
-        </w:rPr>
-      </w:pPr>
-      <w:r>
-        <w:rPr>
-          <w:rStyle w:val="aff0"/>
-          <w:rFonts w:eastAsia="Arial"/>
-          <w:sz w:val="28"/>
-          <w:szCs w:val="28"/>
-        </w:rPr>
-        <w:t>Описание:</w:t>
-      </w:r>
-      <w:r>
-        <w:rPr>
-          <w:sz w:val="28"/>
-          <w:szCs w:val="28"/>
-        </w:rPr>
-        <w:br/>
-        <w:t>Система анализирует не только результаты тестов, но и поведение пользователя (скорость ответов, количество попыток, время на тему).</w:t>
-      </w:r>
-      <w:r>
-        <w:rPr>
-          <w:sz w:val="28"/>
-          <w:szCs w:val="28"/>
-        </w:rPr>
-        <w:br/>
-        <w:t>На основе анализа формируется персональная траектория обучения.</w:t>
-      </w:r>
-    </w:p>
-    <w:p>
-      <w:pPr>
-        <w:pStyle w:val="3"/>
-        <w:rPr>
-          <w:rFonts w:ascii="Times New Roman" w:hAnsi="Times New Roman" w:cs="Times New Roman"/>
-          <w:sz w:val="28"/>
-          <w:szCs w:val="28"/>
-        </w:rPr>
-      </w:pPr>
-      <w:r>
-        <w:rPr>
-          <w:rStyle w:val="aff0"/>
-          <w:rFonts w:ascii="Times New Roman" w:hAnsi="Times New Roman" w:cs="Times New Roman"/>
-          <w:sz w:val="28"/>
-          <w:szCs w:val="28"/>
-        </w:rPr>
-        <w:lastRenderedPageBreak/>
-        <w:t xml:space="preserve">Концепция D — </w:t>
+        <w:t xml:space="preserve">Концепция A — «Базовая </w:t>
       </w:r>
       <w:proofErr w:type="spellStart"/>
       <w:r>
@@ -2875,7 +2251,7 @@
           <w:sz w:val="28"/>
           <w:szCs w:val="28"/>
         </w:rPr>
-        <w:t>Геймифицированная</w:t>
+        <w:t>нейросетевая</w:t>
       </w:r>
       <w:proofErr w:type="spellEnd"/>
       <w:r>
@@ -2885,1137 +2261,35 @@
           <w:sz w:val="28"/>
           <w:szCs w:val="28"/>
         </w:rPr>
-        <w:t xml:space="preserve"> система тестирования</w:t>
+        <w:t xml:space="preserve"> модель оценки ELO»</w:t>
       </w:r>
-    </w:p>
-    <w:p>
-      <w:pPr>
-        <w:pStyle w:val="afe"/>
+      <w:r>
         <w:rPr>
+          <w:rFonts w:ascii="Times New Roman" w:hAnsi="Times New Roman" w:cs="Times New Roman"/>
           <w:sz w:val="28"/>
           <w:szCs w:val="28"/>
         </w:rPr>
-      </w:pPr>
-      <w:r>
-        <w:rPr>
-          <w:rStyle w:val="aff0"/>
-          <w:rFonts w:eastAsia="Arial"/>
-          <w:sz w:val="28"/>
-          <w:szCs w:val="28"/>
-        </w:rPr>
-        <w:t>Описание:</w:t>
+        <w:t>,</w:t>
       </w:r>
       <w:r>
         <w:rPr>
+          <w:rFonts w:ascii="Times New Roman" w:hAnsi="Times New Roman" w:cs="Times New Roman"/>
           <w:sz w:val="28"/>
           <w:szCs w:val="28"/>
         </w:rPr>
         <w:br/>
-        <w:t>Тестирование представлено в виде игры: за правильные ответы начисляются баллы, открываются уровни и достижения.</w:t>
+        <w:t>так как она позволяет быстро и точно определить уровень игрока по одной партии, без необходимости проводить серию игр,</w:t>
       </w:r>
       <w:r>
         <w:rPr>
+          <w:rFonts w:ascii="Times New Roman" w:hAnsi="Times New Roman" w:cs="Times New Roman"/>
           <w:sz w:val="28"/>
           <w:szCs w:val="28"/>
         </w:rPr>
         <w:br/>
-        <w:t>Адаптация сложности выражается в изменении «уровня игры».</w:t>
+        <w:t>что делает её удобной для онлайн-платформ и шахматных приложений.</w:t>
       </w:r>
     </w:p>
-    <w:tbl>
-      <w:tblPr>
-        <w:tblW w:w="0" w:type="auto"/>
-        <w:tblCellSpacing w:w="15" w:type="dxa"/>
-        <w:tblBorders>
-          <w:top w:val="single" w:sz="4" w:space="0" w:color="auto"/>
-          <w:left w:val="single" w:sz="4" w:space="0" w:color="auto"/>
-          <w:bottom w:val="single" w:sz="4" w:space="0" w:color="auto"/>
-          <w:right w:val="single" w:sz="4" w:space="0" w:color="auto"/>
-          <w:insideH w:val="single" w:sz="4" w:space="0" w:color="auto"/>
-          <w:insideV w:val="single" w:sz="4" w:space="0" w:color="auto"/>
-        </w:tblBorders>
-        <w:tblCellMar>
-          <w:top w:w="15" w:type="dxa"/>
-          <w:left w:w="15" w:type="dxa"/>
-          <w:bottom w:w="15" w:type="dxa"/>
-          <w:right w:w="15" w:type="dxa"/>
-        </w:tblCellMar>
-        <w:tblLook w:val="04A0" w:firstRow="1" w:lastRow="0" w:firstColumn="1" w:lastColumn="0" w:noHBand="0" w:noVBand="1"/>
-      </w:tblPr>
-      <w:tblGrid>
-        <w:gridCol w:w="2901"/>
-        <w:gridCol w:w="1963"/>
-        <w:gridCol w:w="1560"/>
-        <w:gridCol w:w="1458"/>
-        <w:gridCol w:w="2574"/>
-      </w:tblGrid>
-      <w:tr>
-        <w:trPr>
-          <w:tblHeader/>
-          <w:tblCellSpacing w:w="15" w:type="dxa"/>
-        </w:trPr>
-        <w:tc>
-          <w:tcPr>
-            <w:tcW w:w="0" w:type="auto"/>
-            <w:vAlign w:val="center"/>
-            <w:hideMark/>
-          </w:tcPr>
-          <w:p>
-            <w:pPr>
-              <w:suppressAutoHyphens w:val="0"/>
-              <w:spacing w:after="0" w:line="240" w:lineRule="auto"/>
-              <w:jc w:val="center"/>
-              <w:rPr>
-                <w:rFonts w:ascii="Times New Roman" w:eastAsia="Times New Roman" w:hAnsi="Times New Roman" w:cs="Times New Roman"/>
-                <w:b/>
-                <w:bCs/>
-                <w:sz w:val="24"/>
-                <w:szCs w:val="24"/>
-                <w:lang w:val="ru-BY" w:eastAsia="ru-BY"/>
-              </w:rPr>
-            </w:pPr>
-            <w:r>
-              <w:rPr>
-                <w:rFonts w:ascii="Times New Roman" w:eastAsia="Times New Roman" w:hAnsi="Times New Roman" w:cs="Times New Roman"/>
-                <w:b/>
-                <w:bCs/>
-                <w:sz w:val="24"/>
-                <w:szCs w:val="24"/>
-                <w:lang w:val="ru-BY" w:eastAsia="ru-BY"/>
-              </w:rPr>
-              <w:t>Критерий / Концепция</w:t>
-            </w:r>
-          </w:p>
-        </w:tc>
-        <w:tc>
-          <w:tcPr>
-            <w:tcW w:w="0" w:type="auto"/>
-            <w:vAlign w:val="center"/>
-            <w:hideMark/>
-          </w:tcPr>
-          <w:p>
-            <w:pPr>
-              <w:suppressAutoHyphens w:val="0"/>
-              <w:spacing w:after="0" w:line="240" w:lineRule="auto"/>
-              <w:jc w:val="center"/>
-              <w:rPr>
-                <w:rFonts w:ascii="Times New Roman" w:eastAsia="Times New Roman" w:hAnsi="Times New Roman" w:cs="Times New Roman"/>
-                <w:b/>
-                <w:bCs/>
-                <w:sz w:val="24"/>
-                <w:szCs w:val="24"/>
-                <w:lang w:val="ru-BY" w:eastAsia="ru-BY"/>
-              </w:rPr>
-            </w:pPr>
-            <w:r>
-              <w:rPr>
-                <w:rFonts w:ascii="Times New Roman" w:eastAsia="Times New Roman" w:hAnsi="Times New Roman" w:cs="Times New Roman"/>
-                <w:b/>
-                <w:bCs/>
-                <w:sz w:val="24"/>
-                <w:szCs w:val="24"/>
-                <w:lang w:val="ru-BY" w:eastAsia="ru-BY"/>
-              </w:rPr>
-              <w:t>A: Адаптивный тест</w:t>
-            </w:r>
-          </w:p>
-        </w:tc>
-        <w:tc>
-          <w:tcPr>
-            <w:tcW w:w="0" w:type="auto"/>
-            <w:vAlign w:val="center"/>
-            <w:hideMark/>
-          </w:tcPr>
-          <w:p>
-            <w:pPr>
-              <w:suppressAutoHyphens w:val="0"/>
-              <w:spacing w:after="0" w:line="240" w:lineRule="auto"/>
-              <w:jc w:val="center"/>
-              <w:rPr>
-                <w:rFonts w:ascii="Times New Roman" w:eastAsia="Times New Roman" w:hAnsi="Times New Roman" w:cs="Times New Roman"/>
-                <w:b/>
-                <w:bCs/>
-                <w:sz w:val="24"/>
-                <w:szCs w:val="24"/>
-                <w:lang w:val="ru-BY" w:eastAsia="ru-BY"/>
-              </w:rPr>
-            </w:pPr>
-            <w:r>
-              <w:rPr>
-                <w:rFonts w:ascii="Times New Roman" w:eastAsia="Times New Roman" w:hAnsi="Times New Roman" w:cs="Times New Roman"/>
-                <w:b/>
-                <w:bCs/>
-                <w:sz w:val="24"/>
-                <w:szCs w:val="24"/>
-                <w:lang w:val="ru-BY" w:eastAsia="ru-BY"/>
-              </w:rPr>
-              <w:t>B: Обучающая</w:t>
-            </w:r>
-          </w:p>
-        </w:tc>
-        <w:tc>
-          <w:tcPr>
-            <w:tcW w:w="0" w:type="auto"/>
-            <w:vAlign w:val="center"/>
-            <w:hideMark/>
-          </w:tcPr>
-          <w:p>
-            <w:pPr>
-              <w:suppressAutoHyphens w:val="0"/>
-              <w:spacing w:after="0" w:line="240" w:lineRule="auto"/>
-              <w:jc w:val="center"/>
-              <w:rPr>
-                <w:rFonts w:ascii="Times New Roman" w:eastAsia="Times New Roman" w:hAnsi="Times New Roman" w:cs="Times New Roman"/>
-                <w:b/>
-                <w:bCs/>
-                <w:sz w:val="24"/>
-                <w:szCs w:val="24"/>
-                <w:lang w:val="ru-BY" w:eastAsia="ru-BY"/>
-              </w:rPr>
-            </w:pPr>
-            <w:r>
-              <w:rPr>
-                <w:rFonts w:ascii="Times New Roman" w:eastAsia="Times New Roman" w:hAnsi="Times New Roman" w:cs="Times New Roman"/>
-                <w:b/>
-                <w:bCs/>
-                <w:sz w:val="24"/>
-                <w:szCs w:val="24"/>
-                <w:lang w:val="ru-BY" w:eastAsia="ru-BY"/>
-              </w:rPr>
-              <w:t>C: Наставник</w:t>
-            </w:r>
-          </w:p>
-        </w:tc>
-        <w:tc>
-          <w:tcPr>
-            <w:tcW w:w="0" w:type="auto"/>
-            <w:vAlign w:val="center"/>
-            <w:hideMark/>
-          </w:tcPr>
-          <w:p>
-            <w:pPr>
-              <w:suppressAutoHyphens w:val="0"/>
-              <w:spacing w:after="0" w:line="240" w:lineRule="auto"/>
-              <w:jc w:val="center"/>
-              <w:rPr>
-                <w:rFonts w:ascii="Times New Roman" w:eastAsia="Times New Roman" w:hAnsi="Times New Roman" w:cs="Times New Roman"/>
-                <w:b/>
-                <w:bCs/>
-                <w:sz w:val="24"/>
-                <w:szCs w:val="24"/>
-                <w:lang w:val="ru-BY" w:eastAsia="ru-BY"/>
-              </w:rPr>
-            </w:pPr>
-            <w:r>
-              <w:rPr>
-                <w:rFonts w:ascii="Times New Roman" w:eastAsia="Times New Roman" w:hAnsi="Times New Roman" w:cs="Times New Roman"/>
-                <w:b/>
-                <w:bCs/>
-                <w:sz w:val="24"/>
-                <w:szCs w:val="24"/>
-                <w:lang w:val="ru-BY" w:eastAsia="ru-BY"/>
-              </w:rPr>
-              <w:t xml:space="preserve">D: </w:t>
-            </w:r>
-            <w:proofErr w:type="spellStart"/>
-            <w:r>
-              <w:rPr>
-                <w:rFonts w:ascii="Times New Roman" w:eastAsia="Times New Roman" w:hAnsi="Times New Roman" w:cs="Times New Roman"/>
-                <w:b/>
-                <w:bCs/>
-                <w:sz w:val="24"/>
-                <w:szCs w:val="24"/>
-                <w:lang w:val="ru-BY" w:eastAsia="ru-BY"/>
-              </w:rPr>
-              <w:t>Геймифицированная</w:t>
-            </w:r>
-            <w:proofErr w:type="spellEnd"/>
-          </w:p>
-        </w:tc>
-      </w:tr>
-      <w:tr>
-        <w:trPr>
-          <w:tblCellSpacing w:w="15" w:type="dxa"/>
-        </w:trPr>
-        <w:tc>
-          <w:tcPr>
-            <w:tcW w:w="0" w:type="auto"/>
-            <w:vAlign w:val="center"/>
-            <w:hideMark/>
-          </w:tcPr>
-          <w:p>
-            <w:pPr>
-              <w:suppressAutoHyphens w:val="0"/>
-              <w:spacing w:after="0" w:line="240" w:lineRule="auto"/>
-              <w:rPr>
-                <w:rFonts w:ascii="Times New Roman" w:eastAsia="Times New Roman" w:hAnsi="Times New Roman" w:cs="Times New Roman"/>
-                <w:sz w:val="24"/>
-                <w:szCs w:val="24"/>
-                <w:lang w:val="ru-BY" w:eastAsia="ru-BY"/>
-              </w:rPr>
-            </w:pPr>
-            <w:r>
-              <w:rPr>
-                <w:rFonts w:ascii="Times New Roman" w:eastAsia="Times New Roman" w:hAnsi="Times New Roman" w:cs="Times New Roman"/>
-                <w:b/>
-                <w:bCs/>
-                <w:sz w:val="24"/>
-                <w:szCs w:val="24"/>
-                <w:lang w:val="ru-BY" w:eastAsia="ru-BY"/>
-              </w:rPr>
-              <w:t>Полнота охвата знаний</w:t>
-            </w:r>
-          </w:p>
-        </w:tc>
-        <w:tc>
-          <w:tcPr>
-            <w:tcW w:w="0" w:type="auto"/>
-            <w:vAlign w:val="center"/>
-            <w:hideMark/>
-          </w:tcPr>
-          <w:p>
-            <w:pPr>
-              <w:suppressAutoHyphens w:val="0"/>
-              <w:spacing w:after="0" w:line="240" w:lineRule="auto"/>
-              <w:rPr>
-                <w:rFonts w:ascii="Times New Roman" w:eastAsia="Times New Roman" w:hAnsi="Times New Roman" w:cs="Times New Roman"/>
-                <w:sz w:val="24"/>
-                <w:szCs w:val="24"/>
-                <w:lang w:val="ru-BY" w:eastAsia="ru-BY"/>
-              </w:rPr>
-            </w:pPr>
-            <w:r>
-              <w:rPr>
-                <w:rFonts w:ascii="Times New Roman" w:eastAsia="Times New Roman" w:hAnsi="Times New Roman" w:cs="Times New Roman"/>
-                <w:sz w:val="24"/>
-                <w:szCs w:val="24"/>
-                <w:lang w:val="ru-BY" w:eastAsia="ru-BY"/>
-              </w:rPr>
-              <w:t>Средняя</w:t>
-            </w:r>
-          </w:p>
-        </w:tc>
-        <w:tc>
-          <w:tcPr>
-            <w:tcW w:w="0" w:type="auto"/>
-            <w:vAlign w:val="center"/>
-            <w:hideMark/>
-          </w:tcPr>
-          <w:p>
-            <w:pPr>
-              <w:suppressAutoHyphens w:val="0"/>
-              <w:spacing w:after="0" w:line="240" w:lineRule="auto"/>
-              <w:rPr>
-                <w:rFonts w:ascii="Times New Roman" w:eastAsia="Times New Roman" w:hAnsi="Times New Roman" w:cs="Times New Roman"/>
-                <w:sz w:val="24"/>
-                <w:szCs w:val="24"/>
-                <w:lang w:val="ru-BY" w:eastAsia="ru-BY"/>
-              </w:rPr>
-            </w:pPr>
-            <w:r>
-              <w:rPr>
-                <w:rFonts w:ascii="Times New Roman" w:eastAsia="Times New Roman" w:hAnsi="Times New Roman" w:cs="Times New Roman"/>
-                <w:sz w:val="24"/>
-                <w:szCs w:val="24"/>
-                <w:lang w:val="ru-BY" w:eastAsia="ru-BY"/>
-              </w:rPr>
-              <w:t>Высокая</w:t>
-            </w:r>
-          </w:p>
-        </w:tc>
-        <w:tc>
-          <w:tcPr>
-            <w:tcW w:w="0" w:type="auto"/>
-            <w:vAlign w:val="center"/>
-            <w:hideMark/>
-          </w:tcPr>
-          <w:p>
-            <w:pPr>
-              <w:suppressAutoHyphens w:val="0"/>
-              <w:spacing w:after="0" w:line="240" w:lineRule="auto"/>
-              <w:rPr>
-                <w:rFonts w:ascii="Times New Roman" w:eastAsia="Times New Roman" w:hAnsi="Times New Roman" w:cs="Times New Roman"/>
-                <w:sz w:val="24"/>
-                <w:szCs w:val="24"/>
-                <w:lang w:val="ru-BY" w:eastAsia="ru-BY"/>
-              </w:rPr>
-            </w:pPr>
-            <w:r>
-              <w:rPr>
-                <w:rFonts w:ascii="Times New Roman" w:eastAsia="Times New Roman" w:hAnsi="Times New Roman" w:cs="Times New Roman"/>
-                <w:sz w:val="24"/>
-                <w:szCs w:val="24"/>
-                <w:lang w:val="ru-BY" w:eastAsia="ru-BY"/>
-              </w:rPr>
-              <w:t>Очень высокая</w:t>
-            </w:r>
-          </w:p>
-        </w:tc>
-        <w:tc>
-          <w:tcPr>
-            <w:tcW w:w="0" w:type="auto"/>
-            <w:vAlign w:val="center"/>
-            <w:hideMark/>
-          </w:tcPr>
-          <w:p>
-            <w:pPr>
-              <w:suppressAutoHyphens w:val="0"/>
-              <w:spacing w:after="0" w:line="240" w:lineRule="auto"/>
-              <w:rPr>
-                <w:rFonts w:ascii="Times New Roman" w:eastAsia="Times New Roman" w:hAnsi="Times New Roman" w:cs="Times New Roman"/>
-                <w:sz w:val="24"/>
-                <w:szCs w:val="24"/>
-                <w:lang w:val="ru-BY" w:eastAsia="ru-BY"/>
-              </w:rPr>
-            </w:pPr>
-            <w:r>
-              <w:rPr>
-                <w:rFonts w:ascii="Times New Roman" w:eastAsia="Times New Roman" w:hAnsi="Times New Roman" w:cs="Times New Roman"/>
-                <w:sz w:val="24"/>
-                <w:szCs w:val="24"/>
-                <w:lang w:val="ru-BY" w:eastAsia="ru-BY"/>
-              </w:rPr>
-              <w:t>Средняя</w:t>
-            </w:r>
-          </w:p>
-        </w:tc>
-      </w:tr>
-      <w:tr>
-        <w:trPr>
-          <w:tblCellSpacing w:w="15" w:type="dxa"/>
-        </w:trPr>
-        <w:tc>
-          <w:tcPr>
-            <w:tcW w:w="0" w:type="auto"/>
-            <w:vAlign w:val="center"/>
-            <w:hideMark/>
-          </w:tcPr>
-          <w:p>
-            <w:pPr>
-              <w:suppressAutoHyphens w:val="0"/>
-              <w:spacing w:after="0" w:line="240" w:lineRule="auto"/>
-              <w:rPr>
-                <w:rFonts w:ascii="Times New Roman" w:eastAsia="Times New Roman" w:hAnsi="Times New Roman" w:cs="Times New Roman"/>
-                <w:sz w:val="24"/>
-                <w:szCs w:val="24"/>
-                <w:lang w:val="ru-BY" w:eastAsia="ru-BY"/>
-              </w:rPr>
-            </w:pPr>
-            <w:r>
-              <w:rPr>
-                <w:rFonts w:ascii="Times New Roman" w:eastAsia="Times New Roman" w:hAnsi="Times New Roman" w:cs="Times New Roman"/>
-                <w:b/>
-                <w:bCs/>
-                <w:sz w:val="24"/>
-                <w:szCs w:val="24"/>
-                <w:lang w:val="ru-BY" w:eastAsia="ru-BY"/>
-              </w:rPr>
-              <w:t>Удобство для пользователя</w:t>
-            </w:r>
-          </w:p>
-        </w:tc>
-        <w:tc>
-          <w:tcPr>
-            <w:tcW w:w="0" w:type="auto"/>
-            <w:vAlign w:val="center"/>
-            <w:hideMark/>
-          </w:tcPr>
-          <w:p>
-            <w:pPr>
-              <w:suppressAutoHyphens w:val="0"/>
-              <w:spacing w:after="0" w:line="240" w:lineRule="auto"/>
-              <w:rPr>
-                <w:rFonts w:ascii="Times New Roman" w:eastAsia="Times New Roman" w:hAnsi="Times New Roman" w:cs="Times New Roman"/>
-                <w:sz w:val="24"/>
-                <w:szCs w:val="24"/>
-                <w:lang w:val="ru-BY" w:eastAsia="ru-BY"/>
-              </w:rPr>
-            </w:pPr>
-            <w:r>
-              <w:rPr>
-                <w:rFonts w:ascii="Times New Roman" w:eastAsia="Times New Roman" w:hAnsi="Times New Roman" w:cs="Times New Roman"/>
-                <w:sz w:val="24"/>
-                <w:szCs w:val="24"/>
-                <w:lang w:val="ru-BY" w:eastAsia="ru-BY"/>
-              </w:rPr>
-              <w:t>Высокое</w:t>
-            </w:r>
-          </w:p>
-        </w:tc>
-        <w:tc>
-          <w:tcPr>
-            <w:tcW w:w="0" w:type="auto"/>
-            <w:vAlign w:val="center"/>
-            <w:hideMark/>
-          </w:tcPr>
-          <w:p>
-            <w:pPr>
-              <w:suppressAutoHyphens w:val="0"/>
-              <w:spacing w:after="0" w:line="240" w:lineRule="auto"/>
-              <w:rPr>
-                <w:rFonts w:ascii="Times New Roman" w:eastAsia="Times New Roman" w:hAnsi="Times New Roman" w:cs="Times New Roman"/>
-                <w:sz w:val="24"/>
-                <w:szCs w:val="24"/>
-                <w:lang w:val="ru-BY" w:eastAsia="ru-BY"/>
-              </w:rPr>
-            </w:pPr>
-            <w:r>
-              <w:rPr>
-                <w:rFonts w:ascii="Times New Roman" w:eastAsia="Times New Roman" w:hAnsi="Times New Roman" w:cs="Times New Roman"/>
-                <w:sz w:val="24"/>
-                <w:szCs w:val="24"/>
-                <w:lang w:val="ru-BY" w:eastAsia="ru-BY"/>
-              </w:rPr>
-              <w:t>Среднее</w:t>
-            </w:r>
-          </w:p>
-        </w:tc>
-        <w:tc>
-          <w:tcPr>
-            <w:tcW w:w="0" w:type="auto"/>
-            <w:vAlign w:val="center"/>
-            <w:hideMark/>
-          </w:tcPr>
-          <w:p>
-            <w:pPr>
-              <w:suppressAutoHyphens w:val="0"/>
-              <w:spacing w:after="0" w:line="240" w:lineRule="auto"/>
-              <w:rPr>
-                <w:rFonts w:ascii="Times New Roman" w:eastAsia="Times New Roman" w:hAnsi="Times New Roman" w:cs="Times New Roman"/>
-                <w:sz w:val="24"/>
-                <w:szCs w:val="24"/>
-                <w:lang w:val="ru-BY" w:eastAsia="ru-BY"/>
-              </w:rPr>
-            </w:pPr>
-            <w:r>
-              <w:rPr>
-                <w:rFonts w:ascii="Times New Roman" w:eastAsia="Times New Roman" w:hAnsi="Times New Roman" w:cs="Times New Roman"/>
-                <w:sz w:val="24"/>
-                <w:szCs w:val="24"/>
-                <w:lang w:val="ru-BY" w:eastAsia="ru-BY"/>
-              </w:rPr>
-              <w:t>Среднее</w:t>
-            </w:r>
-          </w:p>
-        </w:tc>
-        <w:tc>
-          <w:tcPr>
-            <w:tcW w:w="0" w:type="auto"/>
-            <w:vAlign w:val="center"/>
-            <w:hideMark/>
-          </w:tcPr>
-          <w:p>
-            <w:pPr>
-              <w:suppressAutoHyphens w:val="0"/>
-              <w:spacing w:after="0" w:line="240" w:lineRule="auto"/>
-              <w:rPr>
-                <w:rFonts w:ascii="Times New Roman" w:eastAsia="Times New Roman" w:hAnsi="Times New Roman" w:cs="Times New Roman"/>
-                <w:sz w:val="24"/>
-                <w:szCs w:val="24"/>
-                <w:lang w:val="ru-BY" w:eastAsia="ru-BY"/>
-              </w:rPr>
-            </w:pPr>
-            <w:r>
-              <w:rPr>
-                <w:rFonts w:ascii="Times New Roman" w:eastAsia="Times New Roman" w:hAnsi="Times New Roman" w:cs="Times New Roman"/>
-                <w:sz w:val="24"/>
-                <w:szCs w:val="24"/>
-                <w:lang w:val="ru-BY" w:eastAsia="ru-BY"/>
-              </w:rPr>
-              <w:t>Очень высокое</w:t>
-            </w:r>
-          </w:p>
-        </w:tc>
-      </w:tr>
-      <w:tr>
-        <w:trPr>
-          <w:tblCellSpacing w:w="15" w:type="dxa"/>
-        </w:trPr>
-        <w:tc>
-          <w:tcPr>
-            <w:tcW w:w="0" w:type="auto"/>
-            <w:vAlign w:val="center"/>
-            <w:hideMark/>
-          </w:tcPr>
-          <w:p>
-            <w:pPr>
-              <w:suppressAutoHyphens w:val="0"/>
-              <w:spacing w:after="0" w:line="240" w:lineRule="auto"/>
-              <w:rPr>
-                <w:rFonts w:ascii="Times New Roman" w:eastAsia="Times New Roman" w:hAnsi="Times New Roman" w:cs="Times New Roman"/>
-                <w:sz w:val="24"/>
-                <w:szCs w:val="24"/>
-                <w:lang w:val="ru-BY" w:eastAsia="ru-BY"/>
-              </w:rPr>
-            </w:pPr>
-            <w:r>
-              <w:rPr>
-                <w:rFonts w:ascii="Times New Roman" w:eastAsia="Times New Roman" w:hAnsi="Times New Roman" w:cs="Times New Roman"/>
-                <w:b/>
-                <w:bCs/>
-                <w:sz w:val="24"/>
-                <w:szCs w:val="24"/>
-                <w:lang w:val="ru-BY" w:eastAsia="ru-BY"/>
-              </w:rPr>
-              <w:t>Осуществимость</w:t>
-            </w:r>
-          </w:p>
-        </w:tc>
-        <w:tc>
-          <w:tcPr>
-            <w:tcW w:w="0" w:type="auto"/>
-            <w:vAlign w:val="center"/>
-            <w:hideMark/>
-          </w:tcPr>
-          <w:p>
-            <w:pPr>
-              <w:suppressAutoHyphens w:val="0"/>
-              <w:spacing w:after="0" w:line="240" w:lineRule="auto"/>
-              <w:rPr>
-                <w:rFonts w:ascii="Times New Roman" w:eastAsia="Times New Roman" w:hAnsi="Times New Roman" w:cs="Times New Roman"/>
-                <w:sz w:val="24"/>
-                <w:szCs w:val="24"/>
-                <w:lang w:val="ru-BY" w:eastAsia="ru-BY"/>
-              </w:rPr>
-            </w:pPr>
-            <w:r>
-              <w:rPr>
-                <w:rFonts w:ascii="Times New Roman" w:eastAsia="Times New Roman" w:hAnsi="Times New Roman" w:cs="Times New Roman"/>
-                <w:sz w:val="24"/>
-                <w:szCs w:val="24"/>
-                <w:lang w:val="ru-BY" w:eastAsia="ru-BY"/>
-              </w:rPr>
-              <w:t>Легко реализовать</w:t>
-            </w:r>
-          </w:p>
-        </w:tc>
-        <w:tc>
-          <w:tcPr>
-            <w:tcW w:w="0" w:type="auto"/>
-            <w:vAlign w:val="center"/>
-            <w:hideMark/>
-          </w:tcPr>
-          <w:p>
-            <w:pPr>
-              <w:suppressAutoHyphens w:val="0"/>
-              <w:spacing w:after="0" w:line="240" w:lineRule="auto"/>
-              <w:rPr>
-                <w:rFonts w:ascii="Times New Roman" w:eastAsia="Times New Roman" w:hAnsi="Times New Roman" w:cs="Times New Roman"/>
-                <w:sz w:val="24"/>
-                <w:szCs w:val="24"/>
-                <w:lang w:val="ru-BY" w:eastAsia="ru-BY"/>
-              </w:rPr>
-            </w:pPr>
-            <w:r>
-              <w:rPr>
-                <w:rFonts w:ascii="Times New Roman" w:eastAsia="Times New Roman" w:hAnsi="Times New Roman" w:cs="Times New Roman"/>
-                <w:sz w:val="24"/>
-                <w:szCs w:val="24"/>
-                <w:lang w:val="ru-BY" w:eastAsia="ru-BY"/>
-              </w:rPr>
-              <w:t>Средне</w:t>
-            </w:r>
-          </w:p>
-        </w:tc>
-        <w:tc>
-          <w:tcPr>
-            <w:tcW w:w="0" w:type="auto"/>
-            <w:vAlign w:val="center"/>
-            <w:hideMark/>
-          </w:tcPr>
-          <w:p>
-            <w:pPr>
-              <w:suppressAutoHyphens w:val="0"/>
-              <w:spacing w:after="0" w:line="240" w:lineRule="auto"/>
-              <w:rPr>
-                <w:rFonts w:ascii="Times New Roman" w:eastAsia="Times New Roman" w:hAnsi="Times New Roman" w:cs="Times New Roman"/>
-                <w:sz w:val="24"/>
-                <w:szCs w:val="24"/>
-                <w:lang w:val="ru-BY" w:eastAsia="ru-BY"/>
-              </w:rPr>
-            </w:pPr>
-            <w:r>
-              <w:rPr>
-                <w:rFonts w:ascii="Times New Roman" w:eastAsia="Times New Roman" w:hAnsi="Times New Roman" w:cs="Times New Roman"/>
-                <w:sz w:val="24"/>
-                <w:szCs w:val="24"/>
-                <w:lang w:val="ru-BY" w:eastAsia="ru-BY"/>
-              </w:rPr>
-              <w:t>Сложно</w:t>
-            </w:r>
-          </w:p>
-        </w:tc>
-        <w:tc>
-          <w:tcPr>
-            <w:tcW w:w="0" w:type="auto"/>
-            <w:vAlign w:val="center"/>
-            <w:hideMark/>
-          </w:tcPr>
-          <w:p>
-            <w:pPr>
-              <w:suppressAutoHyphens w:val="0"/>
-              <w:spacing w:after="0" w:line="240" w:lineRule="auto"/>
-              <w:rPr>
-                <w:rFonts w:ascii="Times New Roman" w:eastAsia="Times New Roman" w:hAnsi="Times New Roman" w:cs="Times New Roman"/>
-                <w:sz w:val="24"/>
-                <w:szCs w:val="24"/>
-                <w:lang w:val="ru-BY" w:eastAsia="ru-BY"/>
-              </w:rPr>
-            </w:pPr>
-            <w:r>
-              <w:rPr>
-                <w:rFonts w:ascii="Times New Roman" w:eastAsia="Times New Roman" w:hAnsi="Times New Roman" w:cs="Times New Roman"/>
-                <w:sz w:val="24"/>
-                <w:szCs w:val="24"/>
-                <w:lang w:val="ru-BY" w:eastAsia="ru-BY"/>
-              </w:rPr>
-              <w:t>Средне</w:t>
-            </w:r>
-          </w:p>
-        </w:tc>
-      </w:tr>
-      <w:tr>
-        <w:trPr>
-          <w:tblCellSpacing w:w="15" w:type="dxa"/>
-        </w:trPr>
-        <w:tc>
-          <w:tcPr>
-            <w:tcW w:w="0" w:type="auto"/>
-            <w:vAlign w:val="center"/>
-            <w:hideMark/>
-          </w:tcPr>
-          <w:p>
-            <w:pPr>
-              <w:suppressAutoHyphens w:val="0"/>
-              <w:spacing w:after="0" w:line="240" w:lineRule="auto"/>
-              <w:rPr>
-                <w:rFonts w:ascii="Times New Roman" w:eastAsia="Times New Roman" w:hAnsi="Times New Roman" w:cs="Times New Roman"/>
-                <w:sz w:val="24"/>
-                <w:szCs w:val="24"/>
-                <w:lang w:val="ru-BY" w:eastAsia="ru-BY"/>
-              </w:rPr>
-            </w:pPr>
-            <w:r>
-              <w:rPr>
-                <w:rFonts w:ascii="Times New Roman" w:eastAsia="Times New Roman" w:hAnsi="Times New Roman" w:cs="Times New Roman"/>
-                <w:b/>
-                <w:bCs/>
-                <w:sz w:val="24"/>
-                <w:szCs w:val="24"/>
-                <w:lang w:val="ru-BY" w:eastAsia="ru-BY"/>
-              </w:rPr>
-              <w:t>Мотивация к обучению</w:t>
-            </w:r>
-          </w:p>
-        </w:tc>
-        <w:tc>
-          <w:tcPr>
-            <w:tcW w:w="0" w:type="auto"/>
-            <w:vAlign w:val="center"/>
-            <w:hideMark/>
-          </w:tcPr>
-          <w:p>
-            <w:pPr>
-              <w:suppressAutoHyphens w:val="0"/>
-              <w:spacing w:after="0" w:line="240" w:lineRule="auto"/>
-              <w:rPr>
-                <w:rFonts w:ascii="Times New Roman" w:eastAsia="Times New Roman" w:hAnsi="Times New Roman" w:cs="Times New Roman"/>
-                <w:sz w:val="24"/>
-                <w:szCs w:val="24"/>
-                <w:lang w:val="ru-BY" w:eastAsia="ru-BY"/>
-              </w:rPr>
-            </w:pPr>
-            <w:r>
-              <w:rPr>
-                <w:rFonts w:ascii="Times New Roman" w:eastAsia="Times New Roman" w:hAnsi="Times New Roman" w:cs="Times New Roman"/>
-                <w:sz w:val="24"/>
-                <w:szCs w:val="24"/>
-                <w:lang w:val="ru-BY" w:eastAsia="ru-BY"/>
-              </w:rPr>
-              <w:t>Средняя</w:t>
-            </w:r>
-          </w:p>
-        </w:tc>
-        <w:tc>
-          <w:tcPr>
-            <w:tcW w:w="0" w:type="auto"/>
-            <w:vAlign w:val="center"/>
-            <w:hideMark/>
-          </w:tcPr>
-          <w:p>
-            <w:pPr>
-              <w:suppressAutoHyphens w:val="0"/>
-              <w:spacing w:after="0" w:line="240" w:lineRule="auto"/>
-              <w:rPr>
-                <w:rFonts w:ascii="Times New Roman" w:eastAsia="Times New Roman" w:hAnsi="Times New Roman" w:cs="Times New Roman"/>
-                <w:sz w:val="24"/>
-                <w:szCs w:val="24"/>
-                <w:lang w:val="ru-BY" w:eastAsia="ru-BY"/>
-              </w:rPr>
-            </w:pPr>
-            <w:r>
-              <w:rPr>
-                <w:rFonts w:ascii="Times New Roman" w:eastAsia="Times New Roman" w:hAnsi="Times New Roman" w:cs="Times New Roman"/>
-                <w:sz w:val="24"/>
-                <w:szCs w:val="24"/>
-                <w:lang w:val="ru-BY" w:eastAsia="ru-BY"/>
-              </w:rPr>
-              <w:t>Высокая</w:t>
-            </w:r>
-          </w:p>
-        </w:tc>
-        <w:tc>
-          <w:tcPr>
-            <w:tcW w:w="0" w:type="auto"/>
-            <w:vAlign w:val="center"/>
-            <w:hideMark/>
-          </w:tcPr>
-          <w:p>
-            <w:pPr>
-              <w:suppressAutoHyphens w:val="0"/>
-              <w:spacing w:after="0" w:line="240" w:lineRule="auto"/>
-              <w:rPr>
-                <w:rFonts w:ascii="Times New Roman" w:eastAsia="Times New Roman" w:hAnsi="Times New Roman" w:cs="Times New Roman"/>
-                <w:sz w:val="24"/>
-                <w:szCs w:val="24"/>
-                <w:lang w:val="ru-BY" w:eastAsia="ru-BY"/>
-              </w:rPr>
-            </w:pPr>
-            <w:r>
-              <w:rPr>
-                <w:rFonts w:ascii="Times New Roman" w:eastAsia="Times New Roman" w:hAnsi="Times New Roman" w:cs="Times New Roman"/>
-                <w:sz w:val="24"/>
-                <w:szCs w:val="24"/>
-                <w:lang w:val="ru-BY" w:eastAsia="ru-BY"/>
-              </w:rPr>
-              <w:t>Высокая</w:t>
-            </w:r>
-          </w:p>
-        </w:tc>
-        <w:tc>
-          <w:tcPr>
-            <w:tcW w:w="0" w:type="auto"/>
-            <w:vAlign w:val="center"/>
-            <w:hideMark/>
-          </w:tcPr>
-          <w:p>
-            <w:pPr>
-              <w:suppressAutoHyphens w:val="0"/>
-              <w:spacing w:after="0" w:line="240" w:lineRule="auto"/>
-              <w:rPr>
-                <w:rFonts w:ascii="Times New Roman" w:eastAsia="Times New Roman" w:hAnsi="Times New Roman" w:cs="Times New Roman"/>
-                <w:sz w:val="24"/>
-                <w:szCs w:val="24"/>
-                <w:lang w:val="ru-BY" w:eastAsia="ru-BY"/>
-              </w:rPr>
-            </w:pPr>
-            <w:r>
-              <w:rPr>
-                <w:rFonts w:ascii="Times New Roman" w:eastAsia="Times New Roman" w:hAnsi="Times New Roman" w:cs="Times New Roman"/>
-                <w:sz w:val="24"/>
-                <w:szCs w:val="24"/>
-                <w:lang w:val="ru-BY" w:eastAsia="ru-BY"/>
-              </w:rPr>
-              <w:t>Очень высокая</w:t>
-            </w:r>
-          </w:p>
-        </w:tc>
-      </w:tr>
-      <w:tr>
-        <w:trPr>
-          <w:tblCellSpacing w:w="15" w:type="dxa"/>
-        </w:trPr>
-        <w:tc>
-          <w:tcPr>
-            <w:tcW w:w="0" w:type="auto"/>
-            <w:vAlign w:val="center"/>
-            <w:hideMark/>
-          </w:tcPr>
-          <w:p>
-            <w:pPr>
-              <w:suppressAutoHyphens w:val="0"/>
-              <w:spacing w:after="0" w:line="240" w:lineRule="auto"/>
-              <w:rPr>
-                <w:rFonts w:ascii="Times New Roman" w:eastAsia="Times New Roman" w:hAnsi="Times New Roman" w:cs="Times New Roman"/>
-                <w:sz w:val="24"/>
-                <w:szCs w:val="24"/>
-                <w:lang w:val="ru-BY" w:eastAsia="ru-BY"/>
-              </w:rPr>
-            </w:pPr>
-            <w:r>
-              <w:rPr>
-                <w:rFonts w:ascii="Times New Roman" w:eastAsia="Times New Roman" w:hAnsi="Times New Roman" w:cs="Times New Roman"/>
-                <w:b/>
-                <w:bCs/>
-                <w:sz w:val="24"/>
-                <w:szCs w:val="24"/>
-                <w:lang w:val="ru-BY" w:eastAsia="ru-BY"/>
-              </w:rPr>
-              <w:t>Реалистичность в учебных целях</w:t>
-            </w:r>
-          </w:p>
-        </w:tc>
-        <w:tc>
-          <w:tcPr>
-            <w:tcW w:w="0" w:type="auto"/>
-            <w:vAlign w:val="center"/>
-            <w:hideMark/>
-          </w:tcPr>
-          <w:p>
-            <w:pPr>
-              <w:suppressAutoHyphens w:val="0"/>
-              <w:spacing w:after="0" w:line="240" w:lineRule="auto"/>
-              <w:rPr>
-                <w:rFonts w:ascii="Times New Roman" w:eastAsia="Times New Roman" w:hAnsi="Times New Roman" w:cs="Times New Roman"/>
-                <w:sz w:val="24"/>
-                <w:szCs w:val="24"/>
-                <w:lang w:val="ru-BY" w:eastAsia="ru-BY"/>
-              </w:rPr>
-            </w:pPr>
-            <w:r>
-              <w:rPr>
-                <w:rFonts w:ascii="Times New Roman" w:eastAsia="Times New Roman" w:hAnsi="Times New Roman" w:cs="Times New Roman"/>
-                <w:sz w:val="24"/>
-                <w:szCs w:val="24"/>
-                <w:lang w:val="ru-BY" w:eastAsia="ru-BY"/>
-              </w:rPr>
-              <w:t>Высокая</w:t>
-            </w:r>
-          </w:p>
-        </w:tc>
-        <w:tc>
-          <w:tcPr>
-            <w:tcW w:w="0" w:type="auto"/>
-            <w:vAlign w:val="center"/>
-            <w:hideMark/>
-          </w:tcPr>
-          <w:p>
-            <w:pPr>
-              <w:suppressAutoHyphens w:val="0"/>
-              <w:spacing w:after="0" w:line="240" w:lineRule="auto"/>
-              <w:rPr>
-                <w:rFonts w:ascii="Times New Roman" w:eastAsia="Times New Roman" w:hAnsi="Times New Roman" w:cs="Times New Roman"/>
-                <w:sz w:val="24"/>
-                <w:szCs w:val="24"/>
-                <w:lang w:val="ru-BY" w:eastAsia="ru-BY"/>
-              </w:rPr>
-            </w:pPr>
-            <w:r>
-              <w:rPr>
-                <w:rFonts w:ascii="Times New Roman" w:eastAsia="Times New Roman" w:hAnsi="Times New Roman" w:cs="Times New Roman"/>
-                <w:sz w:val="24"/>
-                <w:szCs w:val="24"/>
-                <w:lang w:val="ru-BY" w:eastAsia="ru-BY"/>
-              </w:rPr>
-              <w:t>Высокая</w:t>
-            </w:r>
-          </w:p>
-        </w:tc>
-        <w:tc>
-          <w:tcPr>
-            <w:tcW w:w="0" w:type="auto"/>
-            <w:vAlign w:val="center"/>
-            <w:hideMark/>
-          </w:tcPr>
-          <w:p>
-            <w:pPr>
-              <w:suppressAutoHyphens w:val="0"/>
-              <w:spacing w:after="0" w:line="240" w:lineRule="auto"/>
-              <w:rPr>
-                <w:rFonts w:ascii="Times New Roman" w:eastAsia="Times New Roman" w:hAnsi="Times New Roman" w:cs="Times New Roman"/>
-                <w:sz w:val="24"/>
-                <w:szCs w:val="24"/>
-                <w:lang w:val="ru-BY" w:eastAsia="ru-BY"/>
-              </w:rPr>
-            </w:pPr>
-            <w:r>
-              <w:rPr>
-                <w:rFonts w:ascii="Times New Roman" w:eastAsia="Times New Roman" w:hAnsi="Times New Roman" w:cs="Times New Roman"/>
-                <w:sz w:val="24"/>
-                <w:szCs w:val="24"/>
-                <w:lang w:val="ru-BY" w:eastAsia="ru-BY"/>
-              </w:rPr>
-              <w:t>Средняя</w:t>
-            </w:r>
-          </w:p>
-        </w:tc>
-        <w:tc>
-          <w:tcPr>
-            <w:tcW w:w="0" w:type="auto"/>
-            <w:vAlign w:val="center"/>
-            <w:hideMark/>
-          </w:tcPr>
-          <w:p>
-            <w:pPr>
-              <w:suppressAutoHyphens w:val="0"/>
-              <w:spacing w:after="0" w:line="240" w:lineRule="auto"/>
-              <w:rPr>
-                <w:rFonts w:ascii="Times New Roman" w:eastAsia="Times New Roman" w:hAnsi="Times New Roman" w:cs="Times New Roman"/>
-                <w:sz w:val="24"/>
-                <w:szCs w:val="24"/>
-                <w:lang w:val="ru-BY" w:eastAsia="ru-BY"/>
-              </w:rPr>
-            </w:pPr>
-            <w:r>
-              <w:rPr>
-                <w:rFonts w:ascii="Times New Roman" w:eastAsia="Times New Roman" w:hAnsi="Times New Roman" w:cs="Times New Roman"/>
-                <w:sz w:val="24"/>
-                <w:szCs w:val="24"/>
-                <w:lang w:val="ru-BY" w:eastAsia="ru-BY"/>
-              </w:rPr>
-              <w:t>Средняя</w:t>
-            </w:r>
-          </w:p>
-        </w:tc>
-      </w:tr>
-      <w:tr>
-        <w:trPr>
-          <w:tblCellSpacing w:w="15" w:type="dxa"/>
-        </w:trPr>
-        <w:tc>
-          <w:tcPr>
-            <w:tcW w:w="0" w:type="auto"/>
-            <w:vAlign w:val="center"/>
-            <w:hideMark/>
-          </w:tcPr>
-          <w:p>
-            <w:pPr>
-              <w:suppressAutoHyphens w:val="0"/>
-              <w:spacing w:after="0" w:line="240" w:lineRule="auto"/>
-              <w:rPr>
-                <w:rFonts w:ascii="Times New Roman" w:eastAsia="Times New Roman" w:hAnsi="Times New Roman" w:cs="Times New Roman"/>
-                <w:sz w:val="24"/>
-                <w:szCs w:val="24"/>
-                <w:lang w:val="ru-BY" w:eastAsia="ru-BY"/>
-              </w:rPr>
-            </w:pPr>
-            <w:r>
-              <w:rPr>
-                <w:rFonts w:ascii="Times New Roman" w:eastAsia="Times New Roman" w:hAnsi="Times New Roman" w:cs="Times New Roman"/>
-                <w:b/>
-                <w:bCs/>
-                <w:sz w:val="24"/>
-                <w:szCs w:val="24"/>
-                <w:lang w:val="ru-BY" w:eastAsia="ru-BY"/>
-              </w:rPr>
-              <w:t>Требуемые ресурсы</w:t>
-            </w:r>
-          </w:p>
-        </w:tc>
-        <w:tc>
-          <w:tcPr>
-            <w:tcW w:w="0" w:type="auto"/>
-            <w:vAlign w:val="center"/>
-            <w:hideMark/>
-          </w:tcPr>
-          <w:p>
-            <w:pPr>
-              <w:suppressAutoHyphens w:val="0"/>
-              <w:spacing w:after="0" w:line="240" w:lineRule="auto"/>
-              <w:rPr>
-                <w:rFonts w:ascii="Times New Roman" w:eastAsia="Times New Roman" w:hAnsi="Times New Roman" w:cs="Times New Roman"/>
-                <w:sz w:val="24"/>
-                <w:szCs w:val="24"/>
-                <w:lang w:val="ru-BY" w:eastAsia="ru-BY"/>
-              </w:rPr>
-            </w:pPr>
-            <w:r>
-              <w:rPr>
-                <w:rFonts w:ascii="Times New Roman" w:eastAsia="Times New Roman" w:hAnsi="Times New Roman" w:cs="Times New Roman"/>
-                <w:sz w:val="24"/>
-                <w:szCs w:val="24"/>
-                <w:lang w:val="ru-BY" w:eastAsia="ru-BY"/>
-              </w:rPr>
-              <w:t>Минимальные</w:t>
-            </w:r>
-          </w:p>
-        </w:tc>
-        <w:tc>
-          <w:tcPr>
-            <w:tcW w:w="0" w:type="auto"/>
-            <w:vAlign w:val="center"/>
-            <w:hideMark/>
-          </w:tcPr>
-          <w:p>
-            <w:pPr>
-              <w:suppressAutoHyphens w:val="0"/>
-              <w:spacing w:after="0" w:line="240" w:lineRule="auto"/>
-              <w:rPr>
-                <w:rFonts w:ascii="Times New Roman" w:eastAsia="Times New Roman" w:hAnsi="Times New Roman" w:cs="Times New Roman"/>
-                <w:sz w:val="24"/>
-                <w:szCs w:val="24"/>
-                <w:lang w:val="ru-BY" w:eastAsia="ru-BY"/>
-              </w:rPr>
-            </w:pPr>
-            <w:r>
-              <w:rPr>
-                <w:rFonts w:ascii="Times New Roman" w:eastAsia="Times New Roman" w:hAnsi="Times New Roman" w:cs="Times New Roman"/>
-                <w:sz w:val="24"/>
-                <w:szCs w:val="24"/>
-                <w:lang w:val="ru-BY" w:eastAsia="ru-BY"/>
-              </w:rPr>
-              <w:t>Средние</w:t>
-            </w:r>
-          </w:p>
-        </w:tc>
-        <w:tc>
-          <w:tcPr>
-            <w:tcW w:w="0" w:type="auto"/>
-            <w:vAlign w:val="center"/>
-            <w:hideMark/>
-          </w:tcPr>
-          <w:p>
-            <w:pPr>
-              <w:suppressAutoHyphens w:val="0"/>
-              <w:spacing w:after="0" w:line="240" w:lineRule="auto"/>
-              <w:rPr>
-                <w:rFonts w:ascii="Times New Roman" w:eastAsia="Times New Roman" w:hAnsi="Times New Roman" w:cs="Times New Roman"/>
-                <w:sz w:val="24"/>
-                <w:szCs w:val="24"/>
-                <w:lang w:val="ru-BY" w:eastAsia="ru-BY"/>
-              </w:rPr>
-            </w:pPr>
-            <w:r>
-              <w:rPr>
-                <w:rFonts w:ascii="Times New Roman" w:eastAsia="Times New Roman" w:hAnsi="Times New Roman" w:cs="Times New Roman"/>
-                <w:sz w:val="24"/>
-                <w:szCs w:val="24"/>
-                <w:lang w:val="ru-BY" w:eastAsia="ru-BY"/>
-              </w:rPr>
-              <w:t>Высокие</w:t>
-            </w:r>
-          </w:p>
-        </w:tc>
-        <w:tc>
-          <w:tcPr>
-            <w:tcW w:w="0" w:type="auto"/>
-            <w:vAlign w:val="center"/>
-            <w:hideMark/>
-          </w:tcPr>
-          <w:p>
-            <w:pPr>
-              <w:suppressAutoHyphens w:val="0"/>
-              <w:spacing w:after="0" w:line="240" w:lineRule="auto"/>
-              <w:rPr>
-                <w:rFonts w:ascii="Times New Roman" w:eastAsia="Times New Roman" w:hAnsi="Times New Roman" w:cs="Times New Roman"/>
-                <w:sz w:val="24"/>
-                <w:szCs w:val="24"/>
-                <w:lang w:val="ru-BY" w:eastAsia="ru-BY"/>
-              </w:rPr>
-            </w:pPr>
-            <w:r>
-              <w:rPr>
-                <w:rFonts w:ascii="Times New Roman" w:eastAsia="Times New Roman" w:hAnsi="Times New Roman" w:cs="Times New Roman"/>
-                <w:sz w:val="24"/>
-                <w:szCs w:val="24"/>
-                <w:lang w:val="ru-BY" w:eastAsia="ru-BY"/>
-              </w:rPr>
-              <w:t>Средние</w:t>
-            </w:r>
-          </w:p>
-        </w:tc>
-      </w:tr>
-    </w:tbl>
     <w:p>
       <w:pPr>
         <w:spacing w:line="0" w:lineRule="atLeast"/>
@@ -4026,171 +2300,6 @@
           <w:szCs w:val="28"/>
         </w:rPr>
       </w:pPr>
-    </w:p>
-    <w:p>
-      <w:pPr>
-        <w:pStyle w:val="afe"/>
-        <w:rPr>
-          <w:sz w:val="28"/>
-          <w:szCs w:val="28"/>
-        </w:rPr>
-      </w:pPr>
-      <w:r>
-        <w:rPr>
-          <w:sz w:val="28"/>
-          <w:szCs w:val="28"/>
-        </w:rPr>
-        <w:t>После анализа критериев можно сделать вывод:</w:t>
-      </w:r>
-      <w:r>
-        <w:rPr>
-          <w:sz w:val="28"/>
-          <w:szCs w:val="28"/>
-        </w:rPr>
-        <w:br/>
-        <w:t xml:space="preserve">наиболее сбалансированной по </w:t>
-      </w:r>
-      <w:r>
-        <w:rPr>
-          <w:rStyle w:val="aff0"/>
-          <w:rFonts w:eastAsia="Arial"/>
-          <w:b w:val="0"/>
-          <w:bCs w:val="0"/>
-          <w:sz w:val="28"/>
-          <w:szCs w:val="28"/>
-        </w:rPr>
-        <w:t>реалистичности, простоте и эффективности</w:t>
-      </w:r>
-      <w:r>
-        <w:rPr>
-          <w:sz w:val="28"/>
-          <w:szCs w:val="28"/>
-        </w:rPr>
-        <w:t xml:space="preserve"> является</w:t>
-      </w:r>
-      <w:r>
-        <w:rPr>
-          <w:sz w:val="28"/>
-          <w:szCs w:val="28"/>
-        </w:rPr>
-        <w:br/>
-      </w:r>
-      <w:r>
-        <w:rPr>
-          <w:rStyle w:val="aff0"/>
-          <w:rFonts w:eastAsia="Arial"/>
-          <w:b w:val="0"/>
-          <w:bCs w:val="0"/>
-          <w:sz w:val="28"/>
-          <w:szCs w:val="28"/>
-        </w:rPr>
-        <w:t>Концепция A — “Интерактивный адаптивный тестировщик”</w:t>
-      </w:r>
-      <w:r>
-        <w:rPr>
-          <w:b/>
-          <w:bCs/>
-          <w:sz w:val="28"/>
-          <w:szCs w:val="28"/>
-        </w:rPr>
-        <w:t>,</w:t>
-      </w:r>
-      <w:r>
-        <w:rPr>
-          <w:b/>
-          <w:bCs/>
-          <w:sz w:val="28"/>
-          <w:szCs w:val="28"/>
-        </w:rPr>
-        <w:t xml:space="preserve"> </w:t>
-      </w:r>
-      <w:r>
-        <w:rPr>
-          <w:sz w:val="28"/>
-          <w:szCs w:val="28"/>
-        </w:rPr>
-        <w:t>так как:</w:t>
-      </w:r>
-    </w:p>
-    <w:p>
-      <w:pPr>
-        <w:pStyle w:val="afe"/>
-        <w:numPr>
-          <w:ilvl w:val="0"/>
-          <w:numId w:val="1"/>
-        </w:numPr>
-        <w:rPr>
-          <w:sz w:val="28"/>
-          <w:szCs w:val="28"/>
-        </w:rPr>
-      </w:pPr>
-      <w:r>
-        <w:rPr>
-          <w:sz w:val="28"/>
-          <w:szCs w:val="28"/>
-        </w:rPr>
-        <w:t>полностью соответствует целям лабораторной работы №1,</w:t>
-      </w:r>
-    </w:p>
-    <w:p>
-      <w:pPr>
-        <w:pStyle w:val="afe"/>
-        <w:numPr>
-          <w:ilvl w:val="0"/>
-          <w:numId w:val="1"/>
-        </w:numPr>
-        <w:rPr>
-          <w:sz w:val="28"/>
-          <w:szCs w:val="28"/>
-        </w:rPr>
-      </w:pPr>
-      <w:r>
-        <w:rPr>
-          <w:sz w:val="28"/>
-          <w:szCs w:val="28"/>
-        </w:rPr>
-        <w:t>обеспечивает адаптацию сложности и объективную оценку знаний,</w:t>
-      </w:r>
-    </w:p>
-    <w:p>
-      <w:pPr>
-        <w:pStyle w:val="afe"/>
-        <w:numPr>
-          <w:ilvl w:val="0"/>
-          <w:numId w:val="1"/>
-        </w:numPr>
-        <w:rPr>
-          <w:sz w:val="28"/>
-          <w:szCs w:val="28"/>
-        </w:rPr>
-      </w:pPr>
-      <w:r>
-        <w:rPr>
-          <w:sz w:val="28"/>
-          <w:szCs w:val="28"/>
-        </w:rPr>
-        <w:t>легко реализуется даже с базовыми средствами (Python, JavaScript, Excel-логика и т.п.),</w:t>
-      </w:r>
-    </w:p>
-    <w:p>
-      <w:pPr>
-        <w:pStyle w:val="afe"/>
-        <w:numPr>
-          <w:ilvl w:val="0"/>
-          <w:numId w:val="1"/>
-        </w:numPr>
-        <w:rPr>
-          <w:sz w:val="28"/>
-          <w:szCs w:val="28"/>
-        </w:rPr>
-      </w:pPr>
-      <w:r>
-        <w:rPr>
-          <w:sz w:val="28"/>
-          <w:szCs w:val="28"/>
-        </w:rPr>
-        <w:t>не требует сложных вычислительных моделей.</w:t>
-      </w:r>
     </w:p>
     <w:p>
       <w:pPr>
@@ -4210,9 +2319,9 @@
           <w:szCs w:val="28"/>
         </w:rPr>
         <w:drawing>
-          <wp:inline distT="0" distB="0" distL="0" distR="0" wp14:anchorId="2558EA47" wp14:editId="31FEF041">
-            <wp:extent cx="4541520" cy="3129787"/>
-            <wp:effectExtent l="0" t="0" r="0" b="0"/>
+          <wp:inline distT="0" distB="0" distL="0" distR="0" wp14:anchorId="28089B11" wp14:editId="45126E60">
+            <wp:extent cx="6645910" cy="2296795"/>
+            <wp:effectExtent l="0" t="0" r="2540" b="8255"/>
             <wp:docPr id="1" name="Рисунок 1"/>
             <wp:cNvGraphicFramePr>
               <a:graphicFrameLocks xmlns:a="http://schemas.openxmlformats.org/drawingml/2006/main" noChangeAspect="1"/>
@@ -4233,7 +2342,7 @@
                   <pic:spPr>
                     <a:xfrm>
                       <a:off x="0" y="0"/>
-                      <a:ext cx="4564120" cy="3145362"/>
+                      <a:ext cx="6645910" cy="2296795"/>
                     </a:xfrm>
                     <a:prstGeom prst="rect">
                       <a:avLst/>
@@ -4330,6 +2439,204 @@
 <file path=word/numbering.xml><?xml version="1.0" encoding="utf-8"?>
 <w:numbering xmlns:wpc="http://schemas.microsoft.com/office/word/2010/wordprocessingCanvas" xmlns:cx="http://schemas.microsoft.com/office/drawing/2014/chartex" xmlns:cx1="http://schemas.microsoft.com/office/drawing/2015/9/8/chartex" xmlns:cx2="http://schemas.microsoft.com/office/drawing/2015/10/21/chartex" xmlns:cx3="http://schemas.microsoft.com/office/drawing/2016/5/9/chartex" xmlns:cx4="http://schemas.microsoft.com/office/drawing/2016/5/10/chartex" xmlns:cx5="http://schemas.microsoft.com/office/drawing/2016/5/11/chartex" xmlns:cx6="http://schemas.microsoft.com/office/drawing/2016/5/12/chartex" xmlns:cx7="http://schemas.microsoft.com/office/drawing/2016/5/13/chartex" xmlns:cx8="http://schemas.microsoft.com/office/drawing/2016/5/14/chartex" xmlns:mc="http://schemas.openxmlformats.org/markup-compatibility/2006" xmlns:aink="http://schemas.microsoft.com/office/drawing/2016/ink" xmlns:am3d="http://schemas.microsoft.com/office/drawing/2017/model3d" xmlns:o="urn:schemas-microsoft-com:office:office" xmlns:r="http://schemas.openxmlformats.org/officeDocument/2006/relationships" xmlns:m="http://schemas.openxmlformats.org/officeDocument/2006/math" xmlns:v="urn:schemas-microsoft-com:vml" xmlns:wp14="http://schemas.microsoft.com/office/word/2010/wordprocessingDrawing" xmlns:wp="http://schemas.openxmlformats.org/drawingml/2006/wordprocessingDrawing" xmlns:w10="urn:schemas-microsoft-com:office:word" xmlns:w="http://schemas.openxmlformats.org/wordprocessingml/2006/main" xmlns:w14="http://schemas.microsoft.com/office/word/2010/wordml" xmlns:w15="http://schemas.microsoft.com/office/word/2012/wordml" xmlns:w16cex="http://schemas.microsoft.com/office/word/2018/wordml/cex" xmlns:w16cid="http://schemas.microsoft.com/office/word/2016/wordml/cid" xmlns:w16="http://schemas.microsoft.com/office/word/2018/wordml" xmlns:w16sdtdh="http://schemas.microsoft.com/office/word/2020/wordml/sdtdatahash" xmlns:w16se="http://schemas.microsoft.com/office/word/2015/wordml/symex" xmlns:wpg="http://schemas.microsoft.com/office/word/2010/wordprocessingGroup" xmlns:wpi="http://schemas.microsoft.com/office/word/2010/wordprocessingInk" xmlns:wne="http://schemas.microsoft.com/office/word/2006/wordml" xmlns:wps="http://schemas.microsoft.com/office/word/2010/wordprocessingShape" mc:Ignorable="w14 w15 w16se w16cid w16 w16cex w16sdtdh wp14">
   <w:abstractNum w:abstractNumId="0" w15:restartNumberingAfterBreak="0">
+    <w:nsid w:val="1AD93826"/>
+    <w:multiLevelType w:val="hybridMultilevel"/>
+    <w:tmpl w:val="0BF8A000"/>
+    <w:lvl w:ilvl="0" w:tplc="20000001">
+      <w:numFmt w:val="bullet"/>
+      <w:lvlText w:val=""/>
+      <w:lvlJc w:val="left"/>
+      <w:pPr>
+        <w:ind w:left="720" w:hanging="360"/>
+      </w:pPr>
+      <w:rPr>
+        <w:rFonts w:ascii="Symbol" w:eastAsia="Times New Roman" w:hAnsi="Symbol" w:cs="Times New Roman" w:hint="default"/>
+      </w:rPr>
+    </w:lvl>
+    <w:lvl w:ilvl="1" w:tplc="20000003" w:tentative="1">
+      <w:start w:val="1"/>
+      <w:numFmt w:val="bullet"/>
+      <w:lvlText w:val="o"/>
+      <w:lvlJc w:val="left"/>
+      <w:pPr>
+        <w:ind w:left="1440" w:hanging="360"/>
+      </w:pPr>
+      <w:rPr>
+        <w:rFonts w:ascii="Courier New" w:hAnsi="Courier New" w:cs="Courier New" w:hint="default"/>
+      </w:rPr>
+    </w:lvl>
+    <w:lvl w:ilvl="2" w:tplc="20000005" w:tentative="1">
+      <w:start w:val="1"/>
+      <w:numFmt w:val="bullet"/>
+      <w:lvlText w:val=""/>
+      <w:lvlJc w:val="left"/>
+      <w:pPr>
+        <w:ind w:left="2160" w:hanging="360"/>
+      </w:pPr>
+      <w:rPr>
+        <w:rFonts w:ascii="Wingdings" w:hAnsi="Wingdings" w:hint="default"/>
+      </w:rPr>
+    </w:lvl>
+    <w:lvl w:ilvl="3" w:tplc="20000001" w:tentative="1">
+      <w:start w:val="1"/>
+      <w:numFmt w:val="bullet"/>
+      <w:lvlText w:val=""/>
+      <w:lvlJc w:val="left"/>
+      <w:pPr>
+        <w:ind w:left="2880" w:hanging="360"/>
+      </w:pPr>
+      <w:rPr>
+        <w:rFonts w:ascii="Symbol" w:hAnsi="Symbol" w:hint="default"/>
+      </w:rPr>
+    </w:lvl>
+    <w:lvl w:ilvl="4" w:tplc="20000003" w:tentative="1">
+      <w:start w:val="1"/>
+      <w:numFmt w:val="bullet"/>
+      <w:lvlText w:val="o"/>
+      <w:lvlJc w:val="left"/>
+      <w:pPr>
+        <w:ind w:left="3600" w:hanging="360"/>
+      </w:pPr>
+      <w:rPr>
+        <w:rFonts w:ascii="Courier New" w:hAnsi="Courier New" w:cs="Courier New" w:hint="default"/>
+      </w:rPr>
+    </w:lvl>
+    <w:lvl w:ilvl="5" w:tplc="20000005" w:tentative="1">
+      <w:start w:val="1"/>
+      <w:numFmt w:val="bullet"/>
+      <w:lvlText w:val=""/>
+      <w:lvlJc w:val="left"/>
+      <w:pPr>
+        <w:ind w:left="4320" w:hanging="360"/>
+      </w:pPr>
+      <w:rPr>
+        <w:rFonts w:ascii="Wingdings" w:hAnsi="Wingdings" w:hint="default"/>
+      </w:rPr>
+    </w:lvl>
+    <w:lvl w:ilvl="6" w:tplc="20000001" w:tentative="1">
+      <w:start w:val="1"/>
+      <w:numFmt w:val="bullet"/>
+      <w:lvlText w:val=""/>
+      <w:lvlJc w:val="left"/>
+      <w:pPr>
+        <w:ind w:left="5040" w:hanging="360"/>
+      </w:pPr>
+      <w:rPr>
+        <w:rFonts w:ascii="Symbol" w:hAnsi="Symbol" w:hint="default"/>
+      </w:rPr>
+    </w:lvl>
+    <w:lvl w:ilvl="7" w:tplc="20000003" w:tentative="1">
+      <w:start w:val="1"/>
+      <w:numFmt w:val="bullet"/>
+      <w:lvlText w:val="o"/>
+      <w:lvlJc w:val="left"/>
+      <w:pPr>
+        <w:ind w:left="5760" w:hanging="360"/>
+      </w:pPr>
+      <w:rPr>
+        <w:rFonts w:ascii="Courier New" w:hAnsi="Courier New" w:cs="Courier New" w:hint="default"/>
+      </w:rPr>
+    </w:lvl>
+    <w:lvl w:ilvl="8" w:tplc="20000005" w:tentative="1">
+      <w:start w:val="1"/>
+      <w:numFmt w:val="bullet"/>
+      <w:lvlText w:val=""/>
+      <w:lvlJc w:val="left"/>
+      <w:pPr>
+        <w:ind w:left="6480" w:hanging="360"/>
+      </w:pPr>
+      <w:rPr>
+        <w:rFonts w:ascii="Wingdings" w:hAnsi="Wingdings" w:hint="default"/>
+      </w:rPr>
+    </w:lvl>
+  </w:abstractNum>
+  <w:abstractNum w:abstractNumId="1" w15:restartNumberingAfterBreak="0">
+    <w:nsid w:val="25AF66DF"/>
+    <w:multiLevelType w:val="hybridMultilevel"/>
+    <w:tmpl w:val="AA309252"/>
+    <w:lvl w:ilvl="0" w:tplc="2000000F">
+      <w:start w:val="1"/>
+      <w:numFmt w:val="decimal"/>
+      <w:lvlText w:val="%1."/>
+      <w:lvlJc w:val="left"/>
+      <w:pPr>
+        <w:ind w:left="720" w:hanging="360"/>
+      </w:pPr>
+    </w:lvl>
+    <w:lvl w:ilvl="1" w:tplc="20000019" w:tentative="1">
+      <w:start w:val="1"/>
+      <w:numFmt w:val="lowerLetter"/>
+      <w:lvlText w:val="%2."/>
+      <w:lvlJc w:val="left"/>
+      <w:pPr>
+        <w:ind w:left="1440" w:hanging="360"/>
+      </w:pPr>
+    </w:lvl>
+    <w:lvl w:ilvl="2" w:tplc="2000001B" w:tentative="1">
+      <w:start w:val="1"/>
+      <w:numFmt w:val="lowerRoman"/>
+      <w:lvlText w:val="%3."/>
+      <w:lvlJc w:val="right"/>
+      <w:pPr>
+        <w:ind w:left="2160" w:hanging="180"/>
+      </w:pPr>
+    </w:lvl>
+    <w:lvl w:ilvl="3" w:tplc="2000000F" w:tentative="1">
+      <w:start w:val="1"/>
+      <w:numFmt w:val="decimal"/>
+      <w:lvlText w:val="%4."/>
+      <w:lvlJc w:val="left"/>
+      <w:pPr>
+        <w:ind w:left="2880" w:hanging="360"/>
+      </w:pPr>
+    </w:lvl>
+    <w:lvl w:ilvl="4" w:tplc="20000019" w:tentative="1">
+      <w:start w:val="1"/>
+      <w:numFmt w:val="lowerLetter"/>
+      <w:lvlText w:val="%5."/>
+      <w:lvlJc w:val="left"/>
+      <w:pPr>
+        <w:ind w:left="3600" w:hanging="360"/>
+      </w:pPr>
+    </w:lvl>
+    <w:lvl w:ilvl="5" w:tplc="2000001B" w:tentative="1">
+      <w:start w:val="1"/>
+      <w:numFmt w:val="lowerRoman"/>
+      <w:lvlText w:val="%6."/>
+      <w:lvlJc w:val="right"/>
+      <w:pPr>
+        <w:ind w:left="4320" w:hanging="180"/>
+      </w:pPr>
+    </w:lvl>
+    <w:lvl w:ilvl="6" w:tplc="2000000F" w:tentative="1">
+      <w:start w:val="1"/>
+      <w:numFmt w:val="decimal"/>
+      <w:lvlText w:val="%7."/>
+      <w:lvlJc w:val="left"/>
+      <w:pPr>
+        <w:ind w:left="5040" w:hanging="360"/>
+      </w:pPr>
+    </w:lvl>
+    <w:lvl w:ilvl="7" w:tplc="20000019" w:tentative="1">
+      <w:start w:val="1"/>
+      <w:numFmt w:val="lowerLetter"/>
+      <w:lvlText w:val="%8."/>
+      <w:lvlJc w:val="left"/>
+      <w:pPr>
+        <w:ind w:left="5760" w:hanging="360"/>
+      </w:pPr>
+    </w:lvl>
+    <w:lvl w:ilvl="8" w:tplc="2000001B" w:tentative="1">
+      <w:start w:val="1"/>
+      <w:numFmt w:val="lowerRoman"/>
+      <w:lvlText w:val="%9."/>
+      <w:lvlJc w:val="right"/>
+      <w:pPr>
+        <w:ind w:left="6480" w:hanging="180"/>
+      </w:pPr>
+    </w:lvl>
+  </w:abstractNum>
+  <w:abstractNum w:abstractNumId="2" w15:restartNumberingAfterBreak="0">
     <w:nsid w:val="2FC71FCE"/>
     <w:multiLevelType w:val="multilevel"/>
     <w:tmpl w:val="97484740"/>
@@ -4479,6 +2786,12 @@
     </w:lvl>
   </w:abstractNum>
   <w:num w:numId="1">
+    <w:abstractNumId w:val="2"/>
+  </w:num>
+  <w:num w:numId="2">
+    <w:abstractNumId w:val="1"/>
+  </w:num>
+  <w:num w:numId="3">
     <w:abstractNumId w:val="0"/>
   </w:num>
 </w:numbering>

--- a/4 year/TISPIS/docs/tispis_2.docx
+++ b/4 year/TISPIS/docs/tispis_2.docx
@@ -565,6 +565,555 @@
         </w:rPr>
         <w:t xml:space="preserve"> </w:t>
       </w:r>
+    </w:p>
+    <w:p>
+      <w:pPr>
+        <w:pStyle w:val="afe"/>
+        <w:rPr>
+          <w:b/>
+          <w:bCs/>
+          <w:sz w:val="28"/>
+          <w:szCs w:val="28"/>
+        </w:rPr>
+      </w:pPr>
+      <w:r>
+        <w:rPr>
+          <w:b/>
+          <w:bCs/>
+          <w:sz w:val="28"/>
+          <w:szCs w:val="28"/>
+        </w:rPr>
+        <w:t>Список литературы:</w:t>
+      </w:r>
+    </w:p>
+    <w:p>
+      <w:pPr>
+        <w:pStyle w:val="afe"/>
+        <w:rPr>
+          <w:b/>
+          <w:bCs/>
+          <w:sz w:val="28"/>
+          <w:szCs w:val="28"/>
+        </w:rPr>
+      </w:pPr>
+      <w:r>
+        <w:rPr>
+          <w:b/>
+          <w:bCs/>
+          <w:sz w:val="28"/>
+          <w:szCs w:val="28"/>
+        </w:rPr>
+        <w:br/>
+      </w:r>
+      <w:r>
+        <w:rPr>
+          <w:rFonts w:hAnsi="Symbol"/>
+          <w:lang w:val="ru-BY" w:eastAsia="ru-BY"/>
+        </w:rPr>
+        <w:t></w:t>
+      </w:r>
+      <w:r>
+        <w:rPr>
+          <w:lang w:val="ru-BY" w:eastAsia="ru-BY"/>
+        </w:rPr>
+        <w:t xml:space="preserve">  A. E. </w:t>
+      </w:r>
+      <w:proofErr w:type="spellStart"/>
+      <w:r>
+        <w:rPr>
+          <w:lang w:val="ru-BY" w:eastAsia="ru-BY"/>
+        </w:rPr>
+        <w:t>Elo</w:t>
+      </w:r>
+      <w:proofErr w:type="spellEnd"/>
+      <w:r>
+        <w:rPr>
+          <w:lang w:val="ru-BY" w:eastAsia="ru-BY"/>
+        </w:rPr>
+        <w:t xml:space="preserve">. </w:t>
+      </w:r>
+      <w:r>
+        <w:rPr>
+          <w:i/>
+          <w:iCs/>
+          <w:lang w:val="ru-BY" w:eastAsia="ru-BY"/>
+        </w:rPr>
+        <w:t xml:space="preserve">The </w:t>
+      </w:r>
+      <w:proofErr w:type="spellStart"/>
+      <w:r>
+        <w:rPr>
+          <w:i/>
+          <w:iCs/>
+          <w:lang w:val="ru-BY" w:eastAsia="ru-BY"/>
+        </w:rPr>
+        <w:t>Rating</w:t>
+      </w:r>
+      <w:proofErr w:type="spellEnd"/>
+      <w:r>
+        <w:rPr>
+          <w:i/>
+          <w:iCs/>
+          <w:lang w:val="ru-BY" w:eastAsia="ru-BY"/>
+        </w:rPr>
+        <w:t xml:space="preserve"> </w:t>
+      </w:r>
+      <w:proofErr w:type="spellStart"/>
+      <w:r>
+        <w:rPr>
+          <w:i/>
+          <w:iCs/>
+          <w:lang w:val="ru-BY" w:eastAsia="ru-BY"/>
+        </w:rPr>
+        <w:t>of</w:t>
+      </w:r>
+      <w:proofErr w:type="spellEnd"/>
+      <w:r>
+        <w:rPr>
+          <w:i/>
+          <w:iCs/>
+          <w:lang w:val="ru-BY" w:eastAsia="ru-BY"/>
+        </w:rPr>
+        <w:t xml:space="preserve"> </w:t>
+      </w:r>
+      <w:proofErr w:type="spellStart"/>
+      <w:r>
+        <w:rPr>
+          <w:i/>
+          <w:iCs/>
+          <w:lang w:val="ru-BY" w:eastAsia="ru-BY"/>
+        </w:rPr>
+        <w:t>Chessplayers</w:t>
+      </w:r>
+      <w:proofErr w:type="spellEnd"/>
+      <w:r>
+        <w:rPr>
+          <w:i/>
+          <w:iCs/>
+          <w:lang w:val="ru-BY" w:eastAsia="ru-BY"/>
+        </w:rPr>
+        <w:t xml:space="preserve">, </w:t>
+      </w:r>
+      <w:proofErr w:type="spellStart"/>
+      <w:r>
+        <w:rPr>
+          <w:i/>
+          <w:iCs/>
+          <w:lang w:val="ru-BY" w:eastAsia="ru-BY"/>
+        </w:rPr>
+        <w:t>Past</w:t>
+      </w:r>
+      <w:proofErr w:type="spellEnd"/>
+      <w:r>
+        <w:rPr>
+          <w:i/>
+          <w:iCs/>
+          <w:lang w:val="ru-BY" w:eastAsia="ru-BY"/>
+        </w:rPr>
+        <w:t xml:space="preserve"> </w:t>
+      </w:r>
+      <w:proofErr w:type="spellStart"/>
+      <w:r>
+        <w:rPr>
+          <w:i/>
+          <w:iCs/>
+          <w:lang w:val="ru-BY" w:eastAsia="ru-BY"/>
+        </w:rPr>
+        <w:t>and</w:t>
+      </w:r>
+      <w:proofErr w:type="spellEnd"/>
+      <w:r>
+        <w:rPr>
+          <w:i/>
+          <w:iCs/>
+          <w:lang w:val="ru-BY" w:eastAsia="ru-BY"/>
+        </w:rPr>
+        <w:t xml:space="preserve"> </w:t>
+      </w:r>
+      <w:proofErr w:type="spellStart"/>
+      <w:r>
+        <w:rPr>
+          <w:i/>
+          <w:iCs/>
+          <w:lang w:val="ru-BY" w:eastAsia="ru-BY"/>
+        </w:rPr>
+        <w:t>Present</w:t>
+      </w:r>
+      <w:proofErr w:type="spellEnd"/>
+      <w:r>
+        <w:rPr>
+          <w:i/>
+          <w:iCs/>
+          <w:lang w:val="ru-BY" w:eastAsia="ru-BY"/>
+        </w:rPr>
+        <w:t>.</w:t>
+      </w:r>
+      <w:r>
+        <w:rPr>
+          <w:lang w:val="ru-BY" w:eastAsia="ru-BY"/>
+        </w:rPr>
+        <w:t xml:space="preserve"> — New York: </w:t>
+      </w:r>
+      <w:proofErr w:type="spellStart"/>
+      <w:r>
+        <w:rPr>
+          <w:lang w:val="ru-BY" w:eastAsia="ru-BY"/>
+        </w:rPr>
+        <w:t>Arco</w:t>
+      </w:r>
+      <w:proofErr w:type="spellEnd"/>
+      <w:r>
+        <w:rPr>
+          <w:lang w:val="ru-BY" w:eastAsia="ru-BY"/>
+        </w:rPr>
+        <w:t xml:space="preserve"> Publishing, 1978.</w:t>
+      </w:r>
+    </w:p>
+    <w:p>
+      <w:pPr>
+        <w:suppressAutoHyphens w:val="0"/>
+        <w:spacing w:after="0" w:line="240" w:lineRule="auto"/>
+        <w:rPr>
+          <w:rFonts w:ascii="Times New Roman" w:eastAsia="Times New Roman" w:hAnsi="Times New Roman" w:cs="Times New Roman"/>
+          <w:sz w:val="24"/>
+          <w:szCs w:val="24"/>
+          <w:lang w:val="ru-BY" w:eastAsia="ru-BY"/>
+        </w:rPr>
+      </w:pPr>
+      <w:r>
+        <w:rPr>
+          <w:rFonts w:ascii="Times New Roman" w:eastAsia="Times New Roman" w:hAnsi="Symbol" w:cs="Times New Roman"/>
+          <w:sz w:val="24"/>
+          <w:szCs w:val="24"/>
+          <w:lang w:val="ru-BY" w:eastAsia="ru-BY"/>
+        </w:rPr>
+        <w:t></w:t>
+      </w:r>
+      <w:r>
+        <w:rPr>
+          <w:rFonts w:ascii="Times New Roman" w:eastAsia="Times New Roman" w:hAnsi="Times New Roman" w:cs="Times New Roman"/>
+          <w:sz w:val="24"/>
+          <w:szCs w:val="24"/>
+          <w:lang w:val="ru-BY" w:eastAsia="ru-BY"/>
+        </w:rPr>
+        <w:t xml:space="preserve">  FIDE. </w:t>
+      </w:r>
+      <w:r>
+        <w:rPr>
+          <w:rFonts w:ascii="Times New Roman" w:eastAsia="Times New Roman" w:hAnsi="Times New Roman" w:cs="Times New Roman"/>
+          <w:i/>
+          <w:iCs/>
+          <w:sz w:val="24"/>
+          <w:szCs w:val="24"/>
+          <w:lang w:val="ru-BY" w:eastAsia="ru-BY"/>
+        </w:rPr>
+        <w:t xml:space="preserve">FIDE </w:t>
+      </w:r>
+      <w:proofErr w:type="spellStart"/>
+      <w:r>
+        <w:rPr>
+          <w:rFonts w:ascii="Times New Roman" w:eastAsia="Times New Roman" w:hAnsi="Times New Roman" w:cs="Times New Roman"/>
+          <w:i/>
+          <w:iCs/>
+          <w:sz w:val="24"/>
+          <w:szCs w:val="24"/>
+          <w:lang w:val="ru-BY" w:eastAsia="ru-BY"/>
+        </w:rPr>
+        <w:t>Rating</w:t>
+      </w:r>
+      <w:proofErr w:type="spellEnd"/>
+      <w:r>
+        <w:rPr>
+          <w:rFonts w:ascii="Times New Roman" w:eastAsia="Times New Roman" w:hAnsi="Times New Roman" w:cs="Times New Roman"/>
+          <w:i/>
+          <w:iCs/>
+          <w:sz w:val="24"/>
+          <w:szCs w:val="24"/>
+          <w:lang w:val="ru-BY" w:eastAsia="ru-BY"/>
+        </w:rPr>
+        <w:t xml:space="preserve"> </w:t>
+      </w:r>
+      <w:proofErr w:type="spellStart"/>
+      <w:r>
+        <w:rPr>
+          <w:rFonts w:ascii="Times New Roman" w:eastAsia="Times New Roman" w:hAnsi="Times New Roman" w:cs="Times New Roman"/>
+          <w:i/>
+          <w:iCs/>
+          <w:sz w:val="24"/>
+          <w:szCs w:val="24"/>
+          <w:lang w:val="ru-BY" w:eastAsia="ru-BY"/>
+        </w:rPr>
+        <w:t>Regulations</w:t>
+      </w:r>
+      <w:proofErr w:type="spellEnd"/>
+      <w:r>
+        <w:rPr>
+          <w:rFonts w:ascii="Times New Roman" w:eastAsia="Times New Roman" w:hAnsi="Times New Roman" w:cs="Times New Roman"/>
+          <w:i/>
+          <w:iCs/>
+          <w:sz w:val="24"/>
+          <w:szCs w:val="24"/>
+          <w:lang w:val="ru-BY" w:eastAsia="ru-BY"/>
+        </w:rPr>
+        <w:t xml:space="preserve"> (</w:t>
+      </w:r>
+      <w:proofErr w:type="spellStart"/>
+      <w:r>
+        <w:rPr>
+          <w:rFonts w:ascii="Times New Roman" w:eastAsia="Times New Roman" w:hAnsi="Times New Roman" w:cs="Times New Roman"/>
+          <w:i/>
+          <w:iCs/>
+          <w:sz w:val="24"/>
+          <w:szCs w:val="24"/>
+          <w:lang w:val="ru-BY" w:eastAsia="ru-BY"/>
+        </w:rPr>
+        <w:t>Effective</w:t>
+      </w:r>
+      <w:proofErr w:type="spellEnd"/>
+      <w:r>
+        <w:rPr>
+          <w:rFonts w:ascii="Times New Roman" w:eastAsia="Times New Roman" w:hAnsi="Times New Roman" w:cs="Times New Roman"/>
+          <w:i/>
+          <w:iCs/>
+          <w:sz w:val="24"/>
+          <w:szCs w:val="24"/>
+          <w:lang w:val="ru-BY" w:eastAsia="ru-BY"/>
+        </w:rPr>
+        <w:t xml:space="preserve"> </w:t>
+      </w:r>
+      <w:proofErr w:type="spellStart"/>
+      <w:r>
+        <w:rPr>
+          <w:rFonts w:ascii="Times New Roman" w:eastAsia="Times New Roman" w:hAnsi="Times New Roman" w:cs="Times New Roman"/>
+          <w:i/>
+          <w:iCs/>
+          <w:sz w:val="24"/>
+          <w:szCs w:val="24"/>
+          <w:lang w:val="ru-BY" w:eastAsia="ru-BY"/>
+        </w:rPr>
+        <w:t>from</w:t>
+      </w:r>
+      <w:proofErr w:type="spellEnd"/>
+      <w:r>
+        <w:rPr>
+          <w:rFonts w:ascii="Times New Roman" w:eastAsia="Times New Roman" w:hAnsi="Times New Roman" w:cs="Times New Roman"/>
+          <w:i/>
+          <w:iCs/>
+          <w:sz w:val="24"/>
+          <w:szCs w:val="24"/>
+          <w:lang w:val="ru-BY" w:eastAsia="ru-BY"/>
+        </w:rPr>
+        <w:t xml:space="preserve"> 1 </w:t>
+      </w:r>
+      <w:proofErr w:type="spellStart"/>
+      <w:r>
+        <w:rPr>
+          <w:rFonts w:ascii="Times New Roman" w:eastAsia="Times New Roman" w:hAnsi="Times New Roman" w:cs="Times New Roman"/>
+          <w:i/>
+          <w:iCs/>
+          <w:sz w:val="24"/>
+          <w:szCs w:val="24"/>
+          <w:lang w:val="ru-BY" w:eastAsia="ru-BY"/>
+        </w:rPr>
+        <w:t>July</w:t>
+      </w:r>
+      <w:proofErr w:type="spellEnd"/>
+      <w:r>
+        <w:rPr>
+          <w:rFonts w:ascii="Times New Roman" w:eastAsia="Times New Roman" w:hAnsi="Times New Roman" w:cs="Times New Roman"/>
+          <w:i/>
+          <w:iCs/>
+          <w:sz w:val="24"/>
+          <w:szCs w:val="24"/>
+          <w:lang w:val="ru-BY" w:eastAsia="ru-BY"/>
+        </w:rPr>
+        <w:t xml:space="preserve"> 2022).</w:t>
+      </w:r>
+    </w:p>
+    <w:p>
+      <w:pPr>
+        <w:suppressAutoHyphens w:val="0"/>
+        <w:spacing w:after="0" w:line="240" w:lineRule="auto"/>
+        <w:rPr>
+          <w:rFonts w:ascii="Times New Roman" w:eastAsia="Times New Roman" w:hAnsi="Times New Roman" w:cs="Times New Roman"/>
+          <w:sz w:val="24"/>
+          <w:szCs w:val="24"/>
+          <w:lang w:val="ru-BY" w:eastAsia="ru-BY"/>
+        </w:rPr>
+      </w:pPr>
+      <w:r>
+        <w:rPr>
+          <w:rFonts w:ascii="Times New Roman" w:eastAsia="Times New Roman" w:hAnsi="Symbol" w:cs="Times New Roman"/>
+          <w:sz w:val="24"/>
+          <w:szCs w:val="24"/>
+          <w:lang w:val="ru-BY" w:eastAsia="ru-BY"/>
+        </w:rPr>
+        <w:t></w:t>
+      </w:r>
+      <w:r>
+        <w:rPr>
+          <w:rFonts w:ascii="Times New Roman" w:eastAsia="Times New Roman" w:hAnsi="Times New Roman" w:cs="Times New Roman"/>
+          <w:sz w:val="24"/>
+          <w:szCs w:val="24"/>
+          <w:lang w:val="ru-BY" w:eastAsia="ru-BY"/>
+        </w:rPr>
+        <w:t xml:space="preserve">  Синицын, Д. В. </w:t>
+      </w:r>
+      <w:r>
+        <w:rPr>
+          <w:rFonts w:ascii="Times New Roman" w:eastAsia="Times New Roman" w:hAnsi="Times New Roman" w:cs="Times New Roman"/>
+          <w:i/>
+          <w:iCs/>
+          <w:sz w:val="24"/>
+          <w:szCs w:val="24"/>
+          <w:lang w:val="ru-BY" w:eastAsia="ru-BY"/>
+        </w:rPr>
+        <w:t>Интеллектуальные системы и технологии искусственного интеллекта.</w:t>
+      </w:r>
+      <w:r>
+        <w:rPr>
+          <w:rFonts w:ascii="Times New Roman" w:eastAsia="Times New Roman" w:hAnsi="Times New Roman" w:cs="Times New Roman"/>
+          <w:sz w:val="24"/>
+          <w:szCs w:val="24"/>
+          <w:lang w:val="ru-BY" w:eastAsia="ru-BY"/>
+        </w:rPr>
+        <w:t xml:space="preserve"> — Минск: БГУИР, 2020.</w:t>
+      </w:r>
+    </w:p>
+    <w:p>
+      <w:pPr>
+        <w:suppressAutoHyphens w:val="0"/>
+        <w:spacing w:after="0" w:line="240" w:lineRule="auto"/>
+        <w:rPr>
+          <w:rFonts w:ascii="Times New Roman" w:eastAsia="Times New Roman" w:hAnsi="Times New Roman" w:cs="Times New Roman"/>
+          <w:sz w:val="24"/>
+          <w:szCs w:val="24"/>
+          <w:lang w:val="ru-BY" w:eastAsia="ru-BY"/>
+        </w:rPr>
+      </w:pPr>
+      <w:r>
+        <w:rPr>
+          <w:rFonts w:ascii="Times New Roman" w:eastAsia="Times New Roman" w:hAnsi="Symbol" w:cs="Times New Roman"/>
+          <w:sz w:val="24"/>
+          <w:szCs w:val="24"/>
+          <w:lang w:val="ru-BY" w:eastAsia="ru-BY"/>
+        </w:rPr>
+        <w:t></w:t>
+      </w:r>
+      <w:r>
+        <w:rPr>
+          <w:rFonts w:ascii="Times New Roman" w:eastAsia="Times New Roman" w:hAnsi="Times New Roman" w:cs="Times New Roman"/>
+          <w:sz w:val="24"/>
+          <w:szCs w:val="24"/>
+          <w:lang w:val="ru-BY" w:eastAsia="ru-BY"/>
+        </w:rPr>
+        <w:t xml:space="preserve">  Wikipedia. </w:t>
+      </w:r>
+      <w:proofErr w:type="spellStart"/>
+      <w:r>
+        <w:rPr>
+          <w:rFonts w:ascii="Times New Roman" w:eastAsia="Times New Roman" w:hAnsi="Times New Roman" w:cs="Times New Roman"/>
+          <w:i/>
+          <w:iCs/>
+          <w:sz w:val="24"/>
+          <w:szCs w:val="24"/>
+          <w:lang w:val="ru-BY" w:eastAsia="ru-BY"/>
+        </w:rPr>
+        <w:t>Elo</w:t>
+      </w:r>
+      <w:proofErr w:type="spellEnd"/>
+      <w:r>
+        <w:rPr>
+          <w:rFonts w:ascii="Times New Roman" w:eastAsia="Times New Roman" w:hAnsi="Times New Roman" w:cs="Times New Roman"/>
+          <w:i/>
+          <w:iCs/>
+          <w:sz w:val="24"/>
+          <w:szCs w:val="24"/>
+          <w:lang w:val="ru-BY" w:eastAsia="ru-BY"/>
+        </w:rPr>
+        <w:t xml:space="preserve"> </w:t>
+      </w:r>
+      <w:proofErr w:type="spellStart"/>
+      <w:r>
+        <w:rPr>
+          <w:rFonts w:ascii="Times New Roman" w:eastAsia="Times New Roman" w:hAnsi="Times New Roman" w:cs="Times New Roman"/>
+          <w:i/>
+          <w:iCs/>
+          <w:sz w:val="24"/>
+          <w:szCs w:val="24"/>
+          <w:lang w:val="ru-BY" w:eastAsia="ru-BY"/>
+        </w:rPr>
+        <w:t>rating</w:t>
+      </w:r>
+      <w:proofErr w:type="spellEnd"/>
+      <w:r>
+        <w:rPr>
+          <w:rFonts w:ascii="Times New Roman" w:eastAsia="Times New Roman" w:hAnsi="Times New Roman" w:cs="Times New Roman"/>
+          <w:i/>
+          <w:iCs/>
+          <w:sz w:val="24"/>
+          <w:szCs w:val="24"/>
+          <w:lang w:val="ru-BY" w:eastAsia="ru-BY"/>
+        </w:rPr>
+        <w:t xml:space="preserve"> </w:t>
+      </w:r>
+      <w:proofErr w:type="spellStart"/>
+      <w:r>
+        <w:rPr>
+          <w:rFonts w:ascii="Times New Roman" w:eastAsia="Times New Roman" w:hAnsi="Times New Roman" w:cs="Times New Roman"/>
+          <w:i/>
+          <w:iCs/>
+          <w:sz w:val="24"/>
+          <w:szCs w:val="24"/>
+          <w:lang w:val="ru-BY" w:eastAsia="ru-BY"/>
+        </w:rPr>
+        <w:t>system</w:t>
+      </w:r>
+      <w:proofErr w:type="spellEnd"/>
+      <w:r>
+        <w:rPr>
+          <w:rFonts w:ascii="Times New Roman" w:eastAsia="Times New Roman" w:hAnsi="Times New Roman" w:cs="Times New Roman"/>
+          <w:i/>
+          <w:iCs/>
+          <w:sz w:val="24"/>
+          <w:szCs w:val="24"/>
+          <w:lang w:val="ru-BY" w:eastAsia="ru-BY"/>
+        </w:rPr>
+        <w:t>.</w:t>
+      </w:r>
+      <w:r>
+        <w:rPr>
+          <w:rFonts w:ascii="Times New Roman" w:eastAsia="Times New Roman" w:hAnsi="Times New Roman" w:cs="Times New Roman"/>
+          <w:sz w:val="24"/>
+          <w:szCs w:val="24"/>
+          <w:lang w:val="ru-BY" w:eastAsia="ru-BY"/>
+        </w:rPr>
+        <w:t xml:space="preserve"> — </w:t>
+      </w:r>
+      <w:hyperlink r:id="rId7" w:history="1">
+        <w:r>
+          <w:rPr>
+            <w:rStyle w:val="a9"/>
+            <w:rFonts w:ascii="Times New Roman" w:eastAsia="Times New Roman" w:hAnsi="Times New Roman" w:cs="Times New Roman"/>
+            <w:sz w:val="24"/>
+            <w:szCs w:val="24"/>
+            <w:lang w:val="ru-BY" w:eastAsia="ru-BY"/>
+          </w:rPr>
+          <w:t>https://en.wikipedia.org/wiki/Elo_rating_system</w:t>
+        </w:r>
+      </w:hyperlink>
+    </w:p>
+    <w:p>
+      <w:pPr>
+        <w:suppressAutoHyphens w:val="0"/>
+        <w:spacing w:after="0" w:line="240" w:lineRule="auto"/>
+        <w:rPr>
+          <w:rFonts w:ascii="Times New Roman" w:eastAsia="Times New Roman" w:hAnsi="Times New Roman" w:cs="Times New Roman"/>
+          <w:sz w:val="24"/>
+          <w:szCs w:val="24"/>
+          <w:lang w:val="ru-BY" w:eastAsia="ru-BY"/>
+        </w:rPr>
+      </w:pPr>
     </w:p>
     <w:p>
       <w:pPr>
@@ -1197,7 +1746,11 @@
           <w:szCs w:val="28"/>
         </w:rPr>
       </w:pPr>
-      <w:r>
+    </w:p>
+    <w:p>
+      <w:pPr>
+        <w:spacing w:line="0" w:lineRule="atLeast"/>
+        <w:contextualSpacing/>
         <w:rPr>
           <w:rFonts w:ascii="Times New Roman" w:hAnsi="Times New Roman" w:cs="Times New Roman"/>
           <w:b/>
@@ -1205,6 +1758,81 @@
           <w:sz w:val="28"/>
           <w:szCs w:val="28"/>
         </w:rPr>
+      </w:pPr>
+    </w:p>
+    <w:p>
+      <w:pPr>
+        <w:spacing w:line="0" w:lineRule="atLeast"/>
+        <w:contextualSpacing/>
+        <w:rPr>
+          <w:rFonts w:ascii="Times New Roman" w:hAnsi="Times New Roman" w:cs="Times New Roman"/>
+          <w:b/>
+          <w:bCs/>
+          <w:sz w:val="28"/>
+          <w:szCs w:val="28"/>
+        </w:rPr>
+      </w:pPr>
+    </w:p>
+    <w:p>
+      <w:pPr>
+        <w:spacing w:line="0" w:lineRule="atLeast"/>
+        <w:contextualSpacing/>
+        <w:rPr>
+          <w:rFonts w:ascii="Times New Roman" w:hAnsi="Times New Roman" w:cs="Times New Roman"/>
+          <w:b/>
+          <w:bCs/>
+          <w:sz w:val="28"/>
+          <w:szCs w:val="28"/>
+        </w:rPr>
+      </w:pPr>
+    </w:p>
+    <w:p>
+      <w:pPr>
+        <w:spacing w:line="0" w:lineRule="atLeast"/>
+        <w:contextualSpacing/>
+        <w:rPr>
+          <w:rFonts w:ascii="Times New Roman" w:hAnsi="Times New Roman" w:cs="Times New Roman"/>
+          <w:b/>
+          <w:bCs/>
+          <w:sz w:val="28"/>
+          <w:szCs w:val="28"/>
+        </w:rPr>
+      </w:pPr>
+    </w:p>
+    <w:p>
+      <w:pPr>
+        <w:spacing w:line="0" w:lineRule="atLeast"/>
+        <w:contextualSpacing/>
+        <w:rPr>
+          <w:rFonts w:ascii="Times New Roman" w:hAnsi="Times New Roman" w:cs="Times New Roman"/>
+          <w:b/>
+          <w:bCs/>
+          <w:sz w:val="28"/>
+          <w:szCs w:val="28"/>
+        </w:rPr>
+      </w:pPr>
+    </w:p>
+    <w:p>
+      <w:pPr>
+        <w:spacing w:line="0" w:lineRule="atLeast"/>
+        <w:contextualSpacing/>
+        <w:rPr>
+          <w:rFonts w:ascii="Times New Roman" w:hAnsi="Times New Roman" w:cs="Times New Roman"/>
+          <w:b/>
+          <w:bCs/>
+          <w:sz w:val="28"/>
+          <w:szCs w:val="28"/>
+        </w:rPr>
+      </w:pPr>
+      <w:r>
+        <w:rPr>
+          <w:rFonts w:ascii="Times New Roman" w:hAnsi="Times New Roman" w:cs="Times New Roman"/>
+          <w:b/>
+          <w:bCs/>
+          <w:sz w:val="28"/>
+          <w:szCs w:val="28"/>
+        </w:rPr>
+        <w:lastRenderedPageBreak/>
         <w:t>Атрибуты понятий</w:t>
       </w:r>
     </w:p>
@@ -1867,7 +2495,6 @@
           <w:sz w:val="28"/>
           <w:szCs w:val="28"/>
         </w:rPr>
-        <w:lastRenderedPageBreak/>
         <w:t>Основные правила</w:t>
       </w:r>
     </w:p>
@@ -2203,8 +2830,64 @@
           <w:lang w:val="ru-BY" w:eastAsia="ru-BY"/>
         </w:rPr>
         <w:br/>
-        <w:t>Описание: После определения рейтинга система подбирает уровень бота и задачи соответствующие уровню игрока.</w:t>
+        <w:t>Описание</w:t>
       </w:r>
+      <w:proofErr w:type="gramStart"/>
+      <w:r>
+        <w:rPr>
+          <w:rFonts w:ascii="Times New Roman" w:eastAsia="Times New Roman" w:hAnsi="Times New Roman" w:cs="Times New Roman"/>
+          <w:sz w:val="28"/>
+          <w:szCs w:val="28"/>
+          <w:lang w:val="ru-BY" w:eastAsia="ru-BY"/>
+        </w:rPr>
+        <w:t>: После</w:t>
+      </w:r>
+      <w:proofErr w:type="gramEnd"/>
+      <w:r>
+        <w:rPr>
+          <w:rFonts w:ascii="Times New Roman" w:eastAsia="Times New Roman" w:hAnsi="Times New Roman" w:cs="Times New Roman"/>
+          <w:sz w:val="28"/>
+          <w:szCs w:val="28"/>
+          <w:lang w:val="ru-BY" w:eastAsia="ru-BY"/>
+        </w:rPr>
+        <w:t xml:space="preserve"> определения рейтинга система подбирает уровень бота и задачи соответствующие уровню игрока.</w:t>
+      </w:r>
+    </w:p>
+    <w:p>
+      <w:pPr>
+        <w:suppressAutoHyphens w:val="0"/>
+        <w:spacing w:before="100" w:beforeAutospacing="1" w:after="100" w:afterAutospacing="1" w:line="240" w:lineRule="auto"/>
+        <w:rPr>
+          <w:rFonts w:ascii="Times New Roman" w:eastAsia="Times New Roman" w:hAnsi="Times New Roman" w:cs="Times New Roman"/>
+          <w:sz w:val="28"/>
+          <w:szCs w:val="28"/>
+          <w:lang w:val="ru-BY" w:eastAsia="ru-BY"/>
+        </w:rPr>
+      </w:pPr>
+    </w:p>
+    <w:p>
+      <w:pPr>
+        <w:suppressAutoHyphens w:val="0"/>
+        <w:spacing w:before="100" w:beforeAutospacing="1" w:after="100" w:afterAutospacing="1" w:line="240" w:lineRule="auto"/>
+        <w:rPr>
+          <w:rFonts w:ascii="Times New Roman" w:eastAsia="Times New Roman" w:hAnsi="Times New Roman" w:cs="Times New Roman"/>
+          <w:sz w:val="28"/>
+          <w:szCs w:val="28"/>
+          <w:lang w:val="ru-BY" w:eastAsia="ru-BY"/>
+        </w:rPr>
+      </w:pPr>
+    </w:p>
+    <w:p>
+      <w:pPr>
+        <w:suppressAutoHyphens w:val="0"/>
+        <w:spacing w:before="100" w:beforeAutospacing="1" w:after="100" w:afterAutospacing="1" w:line="240" w:lineRule="auto"/>
+        <w:rPr>
+          <w:rFonts w:ascii="Times New Roman" w:eastAsia="Times New Roman" w:hAnsi="Times New Roman" w:cs="Times New Roman"/>
+          <w:sz w:val="28"/>
+          <w:szCs w:val="28"/>
+          <w:lang w:val="ru-BY" w:eastAsia="ru-BY"/>
+        </w:rPr>
+      </w:pPr>
     </w:p>
     <w:p>
       <w:pPr>
@@ -2223,6 +2906,7 @@
           <w:sz w:val="28"/>
           <w:szCs w:val="28"/>
         </w:rPr>
+        <w:lastRenderedPageBreak/>
         <w:t>После анализа критериев можно сделать вывод:</w:t>
       </w:r>
       <w:r>
@@ -2315,6 +2999,7 @@
       <w:r>
         <w:rPr>
           <w:rFonts w:ascii="Times New Roman" w:eastAsia="Liberation Mono" w:hAnsi="Times New Roman" w:cs="Times New Roman"/>
+          <w:noProof/>
           <w:sz w:val="28"/>
           <w:szCs w:val="28"/>
         </w:rPr>
@@ -2334,7 +3019,7 @@
                     <pic:cNvPicPr/>
                   </pic:nvPicPr>
                   <pic:blipFill>
-                    <a:blip r:embed="rId7"/>
+                    <a:blip r:embed="rId8"/>
                     <a:stretch>
                       <a:fillRect/>
                     </a:stretch>
@@ -2355,8 +3040,28 @@
         </w:drawing>
       </w:r>
     </w:p>
+    <w:p>
+      <w:pPr>
+        <w:spacing w:line="0" w:lineRule="atLeast"/>
+        <w:contextualSpacing/>
+        <w:jc w:val="center"/>
+        <w:rPr>
+          <w:rFonts w:ascii="Times New Roman" w:eastAsia="Liberation Mono" w:hAnsi="Times New Roman" w:cs="Times New Roman"/>
+          <w:sz w:val="28"/>
+          <w:szCs w:val="28"/>
+        </w:rPr>
+      </w:pPr>
+      <w:r>
+        <w:rPr>
+          <w:rFonts w:ascii="Times New Roman" w:eastAsia="Liberation Mono" w:hAnsi="Times New Roman" w:cs="Times New Roman"/>
+          <w:sz w:val="28"/>
+          <w:szCs w:val="28"/>
+        </w:rPr>
+        <w:t>Рисунок 1. Диаграмма онтологии</w:t>
+      </w:r>
+    </w:p>
     <w:sectPr>
-      <w:headerReference w:type="default" r:id="rId8"/>
+      <w:headerReference w:type="default" r:id="rId9"/>
       <w:pgSz w:w="11906" w:h="16838"/>
       <w:pgMar w:top="1146" w:right="720" w:bottom="720" w:left="720" w:header="720" w:footer="0" w:gutter="0"/>
       <w:cols w:space="720"/>
@@ -14195,6 +14900,17 @@
       <w:bCs/>
     </w:rPr>
   </w:style>
+  <w:style w:type="character" w:styleId="aff1">
+    <w:name w:val="Emphasis"/>
+    <w:basedOn w:val="a0"/>
+    <w:uiPriority w:val="20"/>
+    <w:qFormat/>
+    <w:rsid w:val="000B25CC"/>
+    <w:rPr>
+      <w:i/>
+      <w:iCs/>
+    </w:rPr>
+  </w:style>
 </w:styles>
 </file>
 
